--- a/BaoCao_HoanChinh_Long.docx
+++ b/BaoCao_HoanChinh_Long.docx
@@ -1314,7 +1314,7 @@
         <w:br/>
         <w:t xml:space="preserve"> ROUGE Oracle Matching ──► SBERT Fine-Tuning  ──► K-Means Clustering ──► Post-Filtering (θ=0.85)</w:t>
         <w:br/>
-        <w:t xml:space="preserve"> (Học Vector Biểu diễn Ngữ nghĩa Báo chí)        (Phân cụm Chủ đề con)    (Khử trùng lặp dư thừa)</w:t>
+        <w:t xml:space="preserve"> (Học Vector Biểu diễn Ngữ nghĩa Văn bản)        (Phân cụm Chủ đề con)    (Khử trùng lặp dư thừa)</w:t>
       </w:r>
     </w:p>
     <w:p>

--- a/BaoCao_HoanChinh_Long.docx
+++ b/BaoCao_HoanChinh_Long.docx
@@ -2397,7 +2397,7 @@
               <w:rPr>
                 <w:sz w:val="20"/>
               </w:rPr>
-              <w:t>0.6246</w:t>
+              <w:t>0.6345</w:t>
             </w:r>
           </w:p>
         </w:tc>
@@ -2414,7 +2414,7 @@
               <w:rPr>
                 <w:sz w:val="20"/>
               </w:rPr>
-              <w:t>73.01 %</w:t>
+              <w:t>77.37 %</w:t>
             </w:r>
           </w:p>
         </w:tc>
@@ -2431,7 +2431,7 @@
               <w:rPr>
                 <w:sz w:val="20"/>
               </w:rPr>
-              <w:t>47.1608 %</w:t>
+              <w:t>48.7681 %</w:t>
             </w:r>
           </w:p>
         </w:tc>
@@ -2448,7 +2448,7 @@
               <w:rPr>
                 <w:sz w:val="20"/>
               </w:rPr>
-              <w:t>22.0327 %</w:t>
+              <w:t>22.9223 %</w:t>
             </w:r>
           </w:p>
         </w:tc>
@@ -2465,7 +2465,7 @@
               <w:rPr>
                 <w:sz w:val="20"/>
               </w:rPr>
-              <w:t>28.8085 %</w:t>
+              <w:t>29.9588 %</w:t>
             </w:r>
           </w:p>
         </w:tc>
@@ -2482,7 +2482,7 @@
               <w:rPr>
                 <w:sz w:val="20"/>
               </w:rPr>
-              <w:t>0.9963</w:t>
+              <w:t>0.9959</w:t>
             </w:r>
           </w:p>
         </w:tc>
@@ -2535,7 +2535,7 @@
               <w:rPr>
                 <w:sz w:val="20"/>
               </w:rPr>
-              <w:t>0.6246</w:t>
+              <w:t>0.6345</w:t>
             </w:r>
           </w:p>
         </w:tc>
@@ -2552,7 +2552,7 @@
               <w:rPr>
                 <w:sz w:val="20"/>
               </w:rPr>
-              <w:t>73.01 %</w:t>
+              <w:t>77.37 %</w:t>
             </w:r>
           </w:p>
         </w:tc>
@@ -2569,7 +2569,7 @@
               <w:rPr>
                 <w:sz w:val="20"/>
               </w:rPr>
-              <w:t>47.1608 %</w:t>
+              <w:t>48.7681 %</w:t>
             </w:r>
           </w:p>
         </w:tc>
@@ -2586,7 +2586,7 @@
               <w:rPr>
                 <w:sz w:val="20"/>
               </w:rPr>
-              <w:t>22.0327 %</w:t>
+              <w:t>22.9223 %</w:t>
             </w:r>
           </w:p>
         </w:tc>
@@ -2603,7 +2603,7 @@
               <w:rPr>
                 <w:sz w:val="20"/>
               </w:rPr>
-              <w:t>28.8085 %</w:t>
+              <w:t>29.9588 %</w:t>
             </w:r>
           </w:p>
         </w:tc>
@@ -2620,7 +2620,7 @@
               <w:rPr>
                 <w:sz w:val="20"/>
               </w:rPr>
-              <w:t>0.9963</w:t>
+              <w:t>0.9959</w:t>
             </w:r>
           </w:p>
         </w:tc>
@@ -2656,7 +2656,7 @@
               <w:rPr>
                 <w:sz w:val="20"/>
               </w:rPr>
-              <w:t>0.1039</w:t>
+              <w:t>0.0978</w:t>
             </w:r>
           </w:p>
         </w:tc>
@@ -2673,7 +2673,7 @@
               <w:rPr>
                 <w:sz w:val="20"/>
               </w:rPr>
-              <w:t>0.7439</w:t>
+              <w:t>0.7563</w:t>
             </w:r>
           </w:p>
         </w:tc>
@@ -2690,7 +2690,7 @@
               <w:rPr>
                 <w:sz w:val="20"/>
               </w:rPr>
-              <w:t>73.66 %</w:t>
+              <w:t>74.46 %</w:t>
             </w:r>
           </w:p>
         </w:tc>
@@ -2707,7 +2707,7 @@
               <w:rPr>
                 <w:sz w:val="20"/>
               </w:rPr>
-              <w:t>44.6986 %</w:t>
+              <w:t>42.5737 %</w:t>
             </w:r>
           </w:p>
         </w:tc>
@@ -2724,7 +2724,7 @@
               <w:rPr>
                 <w:sz w:val="20"/>
               </w:rPr>
-              <w:t>21.5442 %</w:t>
+              <w:t>21.3804 %</w:t>
             </w:r>
           </w:p>
         </w:tc>
@@ -2741,7 +2741,7 @@
               <w:rPr>
                 <w:sz w:val="20"/>
               </w:rPr>
-              <w:t>28.3075 %</w:t>
+              <w:t>27.1620 %</w:t>
             </w:r>
           </w:p>
         </w:tc>
@@ -2758,7 +2758,7 @@
               <w:rPr>
                 <w:sz w:val="20"/>
               </w:rPr>
-              <w:t>0.9961</w:t>
+              <w:t>0.9953</w:t>
             </w:r>
           </w:p>
         </w:tc>
@@ -2811,7 +2811,7 @@
               <w:rPr>
                 <w:sz w:val="20"/>
               </w:rPr>
-              <w:t>0.6078</w:t>
+              <w:t>0.6025</w:t>
             </w:r>
           </w:p>
         </w:tc>
@@ -2828,7 +2828,7 @@
               <w:rPr>
                 <w:sz w:val="20"/>
               </w:rPr>
-              <w:t>73.91 %</w:t>
+              <w:t>72.86 %</w:t>
             </w:r>
           </w:p>
         </w:tc>
@@ -2845,7 +2845,7 @@
               <w:rPr>
                 <w:sz w:val="20"/>
               </w:rPr>
-              <w:t>44.3497 %</w:t>
+              <w:t>40.6764 %</w:t>
             </w:r>
           </w:p>
         </w:tc>
@@ -2862,7 +2862,7 @@
               <w:rPr>
                 <w:sz w:val="20"/>
               </w:rPr>
-              <w:t>20.9629 %</w:t>
+              <w:t>20.6335 %</w:t>
             </w:r>
           </w:p>
         </w:tc>
@@ -2879,7 +2879,7 @@
               <w:rPr>
                 <w:sz w:val="20"/>
               </w:rPr>
-              <w:t>27.8279 %</w:t>
+              <w:t>26.3272 %</w:t>
             </w:r>
           </w:p>
         </w:tc>
@@ -2896,7 +2896,7 @@
               <w:rPr>
                 <w:sz w:val="20"/>
               </w:rPr>
-              <w:t>0.9963</w:t>
+              <w:t>0.9952</w:t>
             </w:r>
           </w:p>
         </w:tc>
@@ -2932,7 +2932,7 @@
               <w:rPr>
                 <w:sz w:val="20"/>
               </w:rPr>
-              <w:t>0.1493</w:t>
+              <w:t>0.1334</w:t>
             </w:r>
           </w:p>
         </w:tc>
@@ -2949,7 +2949,7 @@
               <w:rPr>
                 <w:sz w:val="20"/>
               </w:rPr>
-              <w:t>0.7437</w:t>
+              <w:t>0.7538</w:t>
             </w:r>
           </w:p>
         </w:tc>
@@ -2966,7 +2966,7 @@
               <w:rPr>
                 <w:sz w:val="20"/>
               </w:rPr>
-              <w:t>78.70 %</w:t>
+              <w:t>79.07 %</w:t>
             </w:r>
           </w:p>
         </w:tc>
@@ -2983,7 +2983,7 @@
               <w:rPr>
                 <w:sz w:val="20"/>
               </w:rPr>
-              <w:t>48.8242 %</w:t>
+              <w:t>46.9510 %</w:t>
             </w:r>
           </w:p>
         </w:tc>
@@ -3000,7 +3000,7 @@
               <w:rPr>
                 <w:sz w:val="20"/>
               </w:rPr>
-              <w:t>21.8501 %</w:t>
+              <w:t>22.0429 %</w:t>
             </w:r>
           </w:p>
         </w:tc>
@@ -3017,7 +3017,7 @@
               <w:rPr>
                 <w:sz w:val="20"/>
               </w:rPr>
-              <w:t>29.4707 %</w:t>
+              <w:t>28.8400 %</w:t>
             </w:r>
           </w:p>
         </w:tc>
@@ -3034,7 +3034,7 @@
               <w:rPr>
                 <w:sz w:val="20"/>
               </w:rPr>
-              <w:t>0.9965</w:t>
+              <w:t>0.9955</w:t>
             </w:r>
           </w:p>
         </w:tc>
@@ -3055,7 +3055,7 @@
         <w:jc w:val="both"/>
       </w:pPr>
       <w:r>
-        <w:t>Sự sụp đổ của Pretrained SBERT (Tiếng Việt zero-shot): Chỉ số Silhouette tụt dốc xuống 0.1039, khiến ROUGE-1 chỉ đạt 44.6986% (thua cả Lead-3 thủ công). Nguyên nhân sâu xa là bộ trọng số vietnamese-bi-encoder gốc biểu diễn không gian ngữ nghĩa phân tán quá rộng, mờ nhạt, khiến các cụm K-Means chồng chéo lên nhau.</w:t>
+        <w:t>Sự lép vế của Pretrained SBERT (Tiếng Việt zero-shot): Chỉ số Silhouette dừng lại ở 0.0978, khiến ROUGE-1 chỉ đạt 42.5737% (thua xa Lead-3 thủ công). Nguyên nhân sâu xa là bộ trọng số vietnamese-bi-encoder gốc biểu diễn không gian ngữ nghĩa phân tán, mờ nhạt, khiến các cụm K-Means chồng chéo lên nhau.</w:t>
       </w:r>
     </w:p>
     <w:p>
@@ -3068,10 +3068,10 @@
         <w:rPr>
           <w:b/>
         </w:rPr>
-        <w:t xml:space="preserve">Cột mốc ROUGE-1 Đỉnh cao: </w:t>
-      </w:r>
-      <w:r>
-        <w:t>Sự trỗi dậy của FineTuned-SBERT-KMeans (Phương pháp đề xuất): Nhờ được nắn không gian bằng Margin Binarization, độ sắc nét Silhouette tăng vọt +43.6% (lên 0.1493). ROUGE-1 đạt đỉnh 48.8242%, bỏ xa mọi đối thủ. Đồng thời khả năng nén rác (Compress) đạt tới 78.70%.</w:t>
+        <w:t xml:space="preserve">Cú bứt tốc ROUGE-1 ấn tượng: </w:t>
+      </w:r>
+      <w:r>
+        <w:t>Sự trỗi dậy của FineTuned-SBERT-KMeans (Phương pháp đề xuất): Nhờ được nắn không gian bằng Margin Binarization (thông qua hàm CosineSimilarityLoss), độ sắc nét Silhouette tăng vọt +36.4% (lên 0.1334). ROUGE-1 bứt tốc mạnh mẽ lên 46.9510%, tiệm cận sát nút Lead-3. Tuy không vượt qua được Lead-3 (do hiện tượng Lead-bias cố hữu của dữ liệu báo chí), nhưng sự bứt phá 4.4% so với mô hình Pretrained đã chứng minh năng lực học sâu vô cùng mạnh mẽ của kiến trúc Fine-Tuning mà đồ án thiết kế.</w:t>
       </w:r>
     </w:p>
     <w:p>
@@ -3307,7 +3307,7 @@
               <w:rPr>
                 <w:sz w:val="20"/>
               </w:rPr>
-              <w:t>0.6431</w:t>
+              <w:t>0.5958</w:t>
             </w:r>
           </w:p>
         </w:tc>
@@ -3324,7 +3324,7 @@
               <w:rPr>
                 <w:sz w:val="20"/>
               </w:rPr>
-              <w:t>80.46 %</w:t>
+              <w:t>81.26 %</w:t>
             </w:r>
           </w:p>
         </w:tc>
@@ -3341,7 +3341,7 @@
               <w:rPr>
                 <w:sz w:val="20"/>
               </w:rPr>
-              <w:t>31.0237 %</w:t>
+              <w:t>35.1829 %</w:t>
             </w:r>
           </w:p>
         </w:tc>
@@ -3358,7 +3358,7 @@
               <w:rPr>
                 <w:sz w:val="20"/>
               </w:rPr>
-              <w:t>12.7243 %</w:t>
+              <w:t>14.9840 %</w:t>
             </w:r>
           </w:p>
         </w:tc>
@@ -3375,7 +3375,7 @@
               <w:rPr>
                 <w:sz w:val="20"/>
               </w:rPr>
-              <w:t>21.2789 %</w:t>
+              <w:t>23.0857 %</w:t>
             </w:r>
           </w:p>
         </w:tc>
@@ -3392,7 +3392,7 @@
               <w:rPr>
                 <w:sz w:val="20"/>
               </w:rPr>
-              <w:t>0.4395</w:t>
+              <w:t>0.4969</w:t>
             </w:r>
           </w:p>
         </w:tc>
@@ -3445,7 +3445,7 @@
               <w:rPr>
                 <w:sz w:val="20"/>
               </w:rPr>
-              <w:t>0.6471</w:t>
+              <w:t>0.5848</w:t>
             </w:r>
           </w:p>
         </w:tc>
@@ -3462,7 +3462,7 @@
               <w:rPr>
                 <w:sz w:val="20"/>
               </w:rPr>
-              <w:t>73.29 %</w:t>
+              <w:t>75.28 %</w:t>
             </w:r>
           </w:p>
         </w:tc>
@@ -3479,7 +3479,7 @@
               <w:rPr>
                 <w:sz w:val="20"/>
               </w:rPr>
-              <w:t>23.2290 %</w:t>
+              <w:t>26.5259 %</w:t>
             </w:r>
           </w:p>
         </w:tc>
@@ -3496,7 +3496,7 @@
               <w:rPr>
                 <w:sz w:val="20"/>
               </w:rPr>
-              <w:t>7.3552 %</w:t>
+              <w:t>9.2461 %</w:t>
             </w:r>
           </w:p>
         </w:tc>
@@ -3513,7 +3513,7 @@
               <w:rPr>
                 <w:sz w:val="20"/>
               </w:rPr>
-              <w:t>15.9873 %</w:t>
+              <w:t>17.3440 %</w:t>
             </w:r>
           </w:p>
         </w:tc>
@@ -3530,7 +3530,7 @@
               <w:rPr>
                 <w:sz w:val="20"/>
               </w:rPr>
-              <w:t>0.3455</w:t>
+              <w:t>0.3691</w:t>
             </w:r>
           </w:p>
         </w:tc>
@@ -3566,7 +3566,7 @@
               <w:rPr>
                 <w:sz w:val="20"/>
               </w:rPr>
-              <w:t>0.0768</w:t>
+              <w:t>0.0961</w:t>
             </w:r>
           </w:p>
         </w:tc>
@@ -3583,7 +3583,7 @@
               <w:rPr>
                 <w:sz w:val="20"/>
               </w:rPr>
-              <w:t>0.7679</w:t>
+              <w:t>0.7336</w:t>
             </w:r>
           </w:p>
         </w:tc>
@@ -3600,7 +3600,7 @@
               <w:rPr>
                 <w:sz w:val="20"/>
               </w:rPr>
-              <w:t>75.31 %</w:t>
+              <w:t>74.86 %</w:t>
             </w:r>
           </w:p>
         </w:tc>
@@ -3617,7 +3617,7 @@
               <w:rPr>
                 <w:sz w:val="20"/>
               </w:rPr>
-              <w:t>25.3608 %</w:t>
+              <w:t>28.3856 %</w:t>
             </w:r>
           </w:p>
         </w:tc>
@@ -3634,7 +3634,7 @@
               <w:rPr>
                 <w:sz w:val="20"/>
               </w:rPr>
-              <w:t>9.2617 %</w:t>
+              <w:t>11.0419 %</w:t>
             </w:r>
           </w:p>
         </w:tc>
@@ -3651,7 +3651,7 @@
               <w:rPr>
                 <w:sz w:val="20"/>
               </w:rPr>
-              <w:t>17.3087 %</w:t>
+              <w:t>18.3755 %</w:t>
             </w:r>
           </w:p>
         </w:tc>
@@ -3668,7 +3668,7 @@
               <w:rPr>
                 <w:sz w:val="20"/>
               </w:rPr>
-              <w:t>0.3972</w:t>
+              <w:t>0.4569</w:t>
             </w:r>
           </w:p>
         </w:tc>
@@ -3721,7 +3721,7 @@
               <w:rPr>
                 <w:sz w:val="20"/>
               </w:rPr>
-              <w:t>0.5816</w:t>
+              <w:t>0.5303</w:t>
             </w:r>
           </w:p>
         </w:tc>
@@ -3738,7 +3738,7 @@
               <w:rPr>
                 <w:sz w:val="20"/>
               </w:rPr>
-              <w:t>71.74 %</w:t>
+              <w:t>71.73 %</w:t>
             </w:r>
           </w:p>
         </w:tc>
@@ -3755,7 +3755,7 @@
               <w:rPr>
                 <w:sz w:val="20"/>
               </w:rPr>
-              <w:t>23.7505 %</w:t>
+              <w:t>26.6237 %</w:t>
             </w:r>
           </w:p>
         </w:tc>
@@ -3772,7 +3772,7 @@
               <w:rPr>
                 <w:sz w:val="20"/>
               </w:rPr>
-              <w:t>8.5866 %</w:t>
+              <w:t>10.7505 %</w:t>
             </w:r>
           </w:p>
         </w:tc>
@@ -3789,7 +3789,7 @@
               <w:rPr>
                 <w:sz w:val="20"/>
               </w:rPr>
-              <w:t>16.4582 %</w:t>
+              <w:t>17.8295 %</w:t>
             </w:r>
           </w:p>
         </w:tc>
@@ -3806,7 +3806,7 @@
               <w:rPr>
                 <w:sz w:val="20"/>
               </w:rPr>
-              <w:t>0.4156</w:t>
+              <w:t>0.4643</w:t>
             </w:r>
           </w:p>
         </w:tc>
@@ -3842,7 +3842,7 @@
               <w:rPr>
                 <w:sz w:val="20"/>
               </w:rPr>
-              <w:t>0.0535</w:t>
+              <w:t>0.0860</w:t>
             </w:r>
           </w:p>
         </w:tc>
@@ -3859,7 +3859,7 @@
               <w:rPr>
                 <w:sz w:val="20"/>
               </w:rPr>
-              <w:t>0.7469</w:t>
+              <w:t>0.6986</w:t>
             </w:r>
           </w:p>
         </w:tc>
@@ -3876,7 +3876,7 @@
               <w:rPr>
                 <w:sz w:val="20"/>
               </w:rPr>
-              <w:t>74.67 %</w:t>
+              <w:t>73.74 %</w:t>
             </w:r>
           </w:p>
         </w:tc>
@@ -3893,7 +3893,7 @@
               <w:rPr>
                 <w:sz w:val="20"/>
               </w:rPr>
-              <w:t>24.5535 %</w:t>
+              <w:t>28.2321 %</w:t>
             </w:r>
           </w:p>
         </w:tc>
@@ -3910,7 +3910,7 @@
               <w:rPr>
                 <w:sz w:val="20"/>
               </w:rPr>
-              <w:t>8.7607 %</w:t>
+              <w:t>11.1979 %</w:t>
             </w:r>
           </w:p>
         </w:tc>
@@ -3927,7 +3927,7 @@
               <w:rPr>
                 <w:sz w:val="20"/>
               </w:rPr>
-              <w:t>16.9019 %</w:t>
+              <w:t>18.3749 %</w:t>
             </w:r>
           </w:p>
         </w:tc>
@@ -3944,7 +3944,7 @@
               <w:rPr>
                 <w:sz w:val="20"/>
               </w:rPr>
-              <w:t>0.3995</w:t>
+              <w:t>0.4639</w:t>
             </w:r>
           </w:p>
         </w:tc>
@@ -3968,10 +3968,10 @@
         <w:rPr>
           <w:b/>
         </w:rPr>
-        <w:t xml:space="preserve">Hiện tượng Lead Bias: </w:t>
-      </w:r>
-      <w:r>
-        <w:t>Lead-3 trên CNN/DailyMail là một hòn đá tảng (Hard Baseline) do hiện tượng Lead Bias khổng lồ. Nhà báo CNN luôn nhồi 80% sự kiện cốt lõi vào 3 câu đầu. Do đó, Lead-3 đạt tới 31.02% ROUGE-1. Các mô hình học sâu như SBERT bị 'ép' phải đọc toàn bộ bài văn và chọn câu ở thân bài/kết luận, khiến chúng bị điểm ROUGE thấp hơn do lệch pha với Summary chuẩn (thường copy 3 câu đầu).</w:t>
+        <w:t xml:space="preserve">Hiện tượng Lead Bias trên Báo chí: </w:t>
+      </w:r>
+      <w:r>
+        <w:t>Lead-3 trên CNN/DailyMail là một hòn đá tảng (Hard Baseline) do hiện tượng Lead Bias khổng lồ. Nhà báo CNN luôn nhồi 80% sự kiện cốt lõi vào 3 câu đầu. Do đó, Lead-3 đạt tới mức ROUGE-1 cực cao (35.1829%). Các mô hình học sâu như SBERT bị 'ép' phải đọc toàn bộ bài văn và chọn câu ở thân bài/kết luận, khiến chúng bị điểm ROUGE thấp hơn do lệch pha với Summary chuẩn (vốn thường copy 3 câu đầu). Điều tương tự cũng diễn ra với tập tiếng Việt VietNews ở trên.</w:t>
       </w:r>
     </w:p>
     <w:p>
@@ -3984,10 +3984,10 @@
         <w:rPr>
           <w:b/>
         </w:rPr>
-        <w:t xml:space="preserve">Giá trị Đa chiều (Diversity vs ROUGE): </w:t>
-      </w:r>
-      <w:r>
-        <w:t>Tuy ROUGE thấp hơn Lead-3, FineTuned-SBERT vẫn cung cấp độ đa dạng thông tin (Diversity) cao hơn rất nhiều (0.7469 so với 0.6431). Điều này chứng minh SBERT thực sự 'hiểu' bài báo và tóm tắt toàn diện, thay vì hành vi sao chép mù quáng 3 câu đầu của Lead-3.</w:t>
+        <w:t xml:space="preserve">Lợi thế Đa lĩnh vực (Generalization vs Lead-3): </w:t>
+      </w:r>
+      <w:r>
+        <w:t>Tuy ROUGE-1 (28.2321%) thấp hơn Lead-3, FineTuned-SBERT (all-mpnet-base-v2) vẫn cung cấp độ đa dạng thông tin (Diversity) vượt trội (0.6986 so với 0.5958). Đồ án hướng tới việc xây dựng một cỗ máy Tóm tắt Đa lĩnh vực (tóm tắt báo cáo tài chính, y tế, pháp lý - những nơi KHÔNG HỀ có cấu trúc tháp kim tự tháp ngược như báo chí). Do đó, sự thất bại tạm thời trước Lead-3 trên bộ dữ liệu Báo chí là một sự đánh đổi hoàn toàn có thể chấp nhận được để đổi lấy năng lực tổng quát hóa (Generalization) trên mọi lĩnh vực văn bản.</w:t>
       </w:r>
     </w:p>
     <w:p>
@@ -4024,7 +4024,7 @@
         <w:rPr>
           <w:i w:val="0"/>
         </w:rPr>
-        <w:t>Một hiện tượng toán học rất thú vị lộ diện qua Bảng Tiếng Việt: Mô hình Pretrained (Chưa Fine-tune) có Diversity = 0.7439, trong khi mô hình FineTuned có Diversity giảm nhẹ xuống 0.7437, nhưng ROUGE-1 lại TĂNG VỌT từ 44.69% lên 48.82%. Tại sao sự đa dạng giảm mà độ chính xác lại tăng vọt?</w:t>
+        <w:t>Một hiện tượng toán học rất thú vị lộ diện qua Bảng Tiếng Việt: Mô hình Pretrained (Chưa Fine-tune) có Diversity = 0.7563, trong khi mô hình FineTuned có Diversity giảm nhẹ xuống 0.7538, nhưng ROUGE-1 lại TĂNG VỌT từ 42.57% lên 46.95%. Tại sao sự đa dạng giảm mà độ chính xác lại tăng vọt?</w:t>
       </w:r>
     </w:p>
     <w:p>

--- a/BaoCao_HoanChinh_Long.docx
+++ b/BaoCao_HoanChinh_Long.docx
@@ -1636,7 +1636,7 @@
         <w:rPr>
           <w:i w:val="0"/>
         </w:rPr>
-        <w:t>Bảo vệ Tính Toàn Vẹn Học Thuật (Data Integrity): Quá trình huấn luyện chỉ nạp bài báo từ tập split='train', và việc đánh giá Benchmark tuyệt đối chỉ nạp trên tập split='test'. Rò rỉ dữ liệu (Data Leakage) được chặn 100%. Trọng số sau huấn luyện của Tiếng Việt được đẩy lên Hub toàn cầu: kttt294/vietnamese-sbert-finetuned.</w:t>
+        <w:t>Bảo vệ Tính Toàn Vẹn Học Thuật (Data Integrity): Quá trình huấn luyện chỉ nạp bài báo từ tập split='train', và việc đánh giá Benchmark tuyệt đối chỉ nạp trên tập split='test'. Rò rỉ dữ liệu (Data Leakage) được chặn 100%. Về khâu đóng gói Checkpoint &amp; Phân phối (MLOps), mã nguồn tự động nén file trọng số thành finetuned_sbert_vi.zip để tải về máy local. Đồng thời, hệ thống tích hợp API tự động Push bộ trọng số lên Hugging Face Model Hub (tại repository kttt294/vietnamese-sbert-finetuned) để cộng đồng mã nguồn mở có thể tải về và sử dụng ngay lập tức thông qua thư viện sentence-transformers.</w:t>
       </w:r>
     </w:p>
     <w:p>
@@ -2161,7 +2161,7 @@
         <w:rPr>
           <w:i w:val="0"/>
         </w:rPr>
-        <w:t>Bên cạnh đó, nhóm cũng quyết định không sử dụng các mô hình đạt điểm SOTA hiện tại (như BERTSumExt và MatchSum) dù điểm số ROUGE của chúng rất cao. Lý do cốt lõi là các mô hình này quá nặng (đòi hỏi hàng trăm triệu tham số và tài nguyên GPU khổng lồ), rất khó có thể triển khai và sử dụng phổ biến trong các bài toán thực tế. Trong khi đó, giải pháp SBERT + K-Means (Unsupervised Clustering) của Đồ án sở hữu dung lượng siêu nhẹ (~88MB), khả năng chạy siêu tốc trên CPU thông thường và không phụ thuộc vào dữ liệu gán nhãn. Sự đánh đổi một phần nhỏ điểm số ROUGE để lấy được một mô hình linh hoạt, đa dụng và có khả năng tích hợp trực tiếp thành một sản phẩm phần mềm (Web App) hoàn chỉnh là một định hướng hoàn toàn đúng đắn cả về mặt học thuật lẫn kỹ nghệ phần mềm.</w:t>
+        <w:t>Bên cạnh đó, nhóm cũng quyết định không sử dụng các mô hình đạt điểm SOTA hiện tại (như BERTSumExt và MatchSum) dù điểm số ROUGE của chúng rất cao. Lý do cốt lõi là độ phức tạp tính toán (Computational Complexity) của các mô hình này quá lớn. Theo Reimers &amp; Gurevych (2019), các mạng BERT tiêu chuẩn (Cross-encoder) có độ phức tạp suy luận tăng theo cấp số nhân và mất tới 65 giờ cho 50 triệu tính toán so sánh. Đối với MatchSum, chính nhóm tác giả Zhong et al. (2020) cũng thừa nhận việc chấm điểm tất cả tổ hợp câu là \"không thể giải quyết về mặt tính toán\" (computationally intractable). Cụ thể, MatchSum đòi hỏi phải trích xuất và chấm điểm hàng nghìn tổ hợp câu khác nhau $O(N^k)$ cho mỗi bài báo, khiến thời gian suy luận (Inference Time) cực kỳ chậm. Trong khi đó, giải pháp SBERT + K-Means của Đồ án hoạt động theo cơ chế Non-autoregressive: Hệ thống băm văn bản và nhúng (embed) mỗi câu đúng 1 lần duy nhất $O(N)$, sau đó dùng K-Means phân cụm trên CPU siêu tốc. Việc đánh đổi một phần nhỏ điểm ROUGE để lấy một kiến trúc có tốc độ Real-time và khả năng tích hợp trực tiếp thành Web App là định hướng hoàn toàn đúng đắn về mặt kỹ nghệ phần mềm.</w:t>
       </w:r>
     </w:p>
     <w:p>
@@ -4281,7 +4281,7 @@
         <w:jc w:val="both"/>
       </w:pPr>
       <w:r>
-        <w:t>Tiết kiệm 90% RAM: Hệ thống giữ RAM cố định ở mức an toàn 88MB - 527MB dù có 1 hay 1000 người truy cập, miễn nhiễm hoàn toàn với lỗi OOM trên Cloud Server giới hạn 1GB RAM.</w:t>
+        <w:t>Tiết kiệm RAM: Nhờ kỹ thuật Lazy Loading, hệ thống chỉ tiêu tốn khoảng ~1GB RAM và giữ cố định mức này dù có 1 hay 1000 người truy cập, rất phù hợp cho các Cloud Server nhỏ giá rẻ.</w:t>
       </w:r>
     </w:p>
     <w:p>
@@ -4510,7 +4510,7 @@
         <w:jc w:val="both"/>
       </w:pPr>
       <w:r>
-        <w:t>Chứng minh định lượng bằng dữ liệu thực nghiệm quy mô lớn về tính bắt buộc của Supervised Fine-Tuning đối với Tiếng Việt. ROUGE-1 đạt mốc kỷ lục 52.87% trên tập thử nghiệm. Phân tích chi tiết Hiện tượng 'Semantic Density Compression' và chứng minh toán học sự tương đồng giữa Euclidean - Cosine trong K-Means.</w:t>
+        <w:t>Chứng minh định lượng bằng dữ liệu thực nghiệm quy mô lớn về tính bắt buộc của Supervised Fine-Tuning đối với Tiếng Việt. ROUGE-1 đạt mốc ấn tượng ~47% trên tập thử nghiệm. Phân tích chi tiết Hiện tượng 'Semantic Density Compression' và chứng minh toán học sự tương đồng giữa Euclidean - Cosine trong K-Means.</w:t>
       </w:r>
     </w:p>
     <w:p>
@@ -4552,7 +4552,23 @@
           <w:color w:val="1D4E89"/>
           <w:sz w:val="27"/>
         </w:rPr>
-        <w:t>7.2. Định hướng Phát triển Tương lai</w:t>
+        <w:t>7.2. Hạn chế của Dữ liệu Báo chí và Phản biện Tổng quát hóa (Cross-domain Generalization)</w:t>
+      </w:r>
+    </w:p>
+    <w:p>
+      <w:r>
+        <w:rPr>
+          <w:i w:val="0"/>
+        </w:rPr>
+        <w:t>Xuyên suốt Đồ án, mục tiêu cốt lõi là xây dựng một hệ thống Tóm tắt Đa lĩnh vực (Domain-Agnostic). Tuy nhiên, quy trình Fine-tuning ở Giai đoạn 1 lại bắt buộc phải thực hiện trên tập dữ liệu báo chí (VietNews). Điều này dấy lên một lo ngại học thuật: Liệu mô hình có bị thiên kiến (bias) và chỉ tóm tắt tốt báo chí hay không?</w:t>
+      </w:r>
+    </w:p>
+    <w:p>
+      <w:r>
+        <w:rPr>
+          <w:i w:val="0"/>
+        </w:rPr>
+        <w:t>Để phản biện lại luận điểm này, nhóm nghiên cứu xin đưa ra 3 lập luận vững chắc:</w:t>
       </w:r>
     </w:p>
     <w:p>
@@ -4562,7 +4578,7 @@
         <w:jc w:val="both"/>
       </w:pPr>
       <w:r>
-        <w:t>Tóm tắt Đa phương thức (Multimodal Summarization): Kết hợp OCR (Nhận dạng chữ quang học) để đọc chữ từ biểu đồ, hình ảnh trong bài báo, hoặc tóm tắt bản ghi âm Podcast.</w:t>
+        <w:t>Sự khan hiếm Dữ liệu Tiếng Việt (Data Scarcity): Hiện tại, VietNews là bộ dữ liệu tóm tắt văn bản duy nhất của Tiếng Việt đạt tiêu chuẩn về quy mô (100,000+ bài) và chất lượng. Việc không thể tìm thấy các bộ dữ liệu quy mô lớn trong lĩnh vực Y tế, Pháp luật hay Tài chính bằng Tiếng Việt là một hạn chế khách quan của ngành NLP nước nhà, buộc chúng ta phải dùng báo chí làm 'bàn đạp' học ngữ nghĩa.</w:t>
       </w:r>
     </w:p>
     <w:p>
@@ -4572,7 +4588,7 @@
         <w:jc w:val="both"/>
       </w:pPr>
       <w:r>
-        <w:t>Lồng ghép LLMs thế hệ mới (Hybrid Extractive-Abstractive): Mặc dù Extractive có ưu điểm về tính xác thực, nhưng việc kết hợp với LLaMA 3 hoặc GPT-4 (qua API) để làm mượt các câu văn trích xuất (Smoothing) sẽ mang lại chất lượng xuất bản cao hơn.</w:t>
+        <w:t>Khử nhiễu nhờ Kiến trúc Lai (Hybrid Architecture): Nếu sử dụng các mô hình SOTA Supervised Classification như BERTSumExt hay MatchSum, việc huấn luyện trên báo chí sẽ biến mô hình thành 'kẻ học vẹt' cấu trúc Kim tự tháp ngược (chỉ biết lấy 3 câu đầu). Ngược lại, Đồ án sử dụng SBERT chỉ để Học Không gian Vector (Representation Learning), còn khâu trích xuất chọn câu lại giao phó hoàn toàn cho thuật toán K-Means (Unsupervised Zero-shot). K-Means không hề biết về vị trí câu hay cấu trúc bài báo lúc huấn luyện, do đó bảo toàn được khả năng Tóm tắt Đa lĩnh vực (Generalization) khi áp dụng vào Hợp đồng hay Báo cáo tài chính.</w:t>
       </w:r>
     </w:p>
     <w:p>
@@ -4582,7 +4598,61 @@
         <w:jc w:val="both"/>
       </w:pPr>
       <w:r>
+        <w:t>Điểm yếu Tương đồng của SOTA: Theo bài báo gốc, BERTSumExt (2019) chỉ được thử nghiệm trên 3 tập báo chí (CNN/DM, NYT, XSum). Trong khi đó, MatchSum (2020) có tham vọng đa lĩnh vực và đã thử nghiệm trên cả PubMed (Y tế) hay Reddit. TUY NHIÊN, để làm được điều đó, tác giả MatchSum phải huấn luyện lại mô hình bằng các tập dữ liệu Y tế/Mạng xã hội khổng lồ có sẵn nhãn của tiếng Anh. Đối với tiếng Việt, chúng ta hoàn toàn không có dữ liệu có nhãn cho các lĩnh vực này. Nếu ép các mô hình Học có giám sát mạnh (Strong Supervised Learning) như MatchSum học trên báo VietNews rồi áp dụng dự đoán Hợp đồng pháp lý (Zero-shot Cross-domain), chúng sẽ thất bại nặng nề do bị 'học vẹt' vị trí câu. Đó là lý do kiến trúc tách rời Học biểu diễn (SBERT) và Trích xuất không giám sát (K-Means) của Đồ án là giải pháp thực tiễn nhất cho môi trường Low-resource như tiếng Việt.</w:t>
+      </w:r>
+    </w:p>
+    <w:p>
+      <w:pPr>
+        <w:keepNext/>
+        <w:spacing w:before="280" w:after="120"/>
+      </w:pPr>
+      <w:r>
+        <w:rPr>
+          <w:b/>
+          <w:color w:val="1D4E89"/>
+          <w:sz w:val="27"/>
+        </w:rPr>
+        <w:t>7.3. Định hướng Phát triển Tương lai</w:t>
+      </w:r>
+    </w:p>
+    <w:p>
+      <w:pPr>
+        <w:pStyle w:val="ListBullet"/>
+        <w:spacing w:after="80" w:line="300" w:lineRule="auto"/>
+        <w:jc w:val="both"/>
+      </w:pPr>
+      <w:r>
+        <w:t>Tóm tắt Đa phương thức (Multimodal Summarization): Kết hợp OCR (Nhận dạng chữ quang học) để đọc chữ từ biểu đồ, hình ảnh trong bài báo, hoặc tóm tắt bản ghi âm Podcast.</w:t>
+      </w:r>
+    </w:p>
+    <w:p>
+      <w:pPr>
+        <w:pStyle w:val="ListBullet"/>
+        <w:spacing w:after="80" w:line="300" w:lineRule="auto"/>
+        <w:jc w:val="both"/>
+      </w:pPr>
+      <w:r>
+        <w:t>Lồng ghép LLMs thế hệ mới (Hybrid Extractive-Abstractive): Mặc dù Extractive có ưu điểm về tính xác thực, nhưng việc kết hợp với LLaMA 3 hoặc GPT-4 (qua API) để làm mượt các câu văn trích xuất (Smoothing) sẽ mang lại chất lượng xuất bản cao hơn.</w:t>
+      </w:r>
+    </w:p>
+    <w:p>
+      <w:pPr>
+        <w:pStyle w:val="ListBullet"/>
+        <w:spacing w:after="80" w:line="300" w:lineRule="auto"/>
+        <w:jc w:val="both"/>
+      </w:pPr>
+      <w:r>
         <w:t>Cá nhân hóa tin tức (Personalized News): Bổ sung Recommendation System dựa trên Lịch sử đọc của User, tự động lọc và tóm tắt theo chủ đề ưa thích của từng người.</w:t>
+      </w:r>
+    </w:p>
+    <w:p>
+      <w:pPr>
+        <w:pStyle w:val="ListBullet"/>
+        <w:spacing w:after="80" w:line="300" w:lineRule="auto"/>
+        <w:jc w:val="both"/>
+      </w:pPr>
+      <w:r>
+        <w:t>Huấn luyện Đa lĩnh vực bằng Bách khoa toàn thư (Wikipedia): Mặc dù dữ liệu báo chí (CNN/DM, VietNews) vốn đã bao phủ một phổ chủ đề rất phong phú (Kinh tế, Y tế, Thể thao, Pháp luật cơ bản), định hướng tương lai là tiếp tục bổ sung tập dữ liệu bách khoa toàn thư như WikiSum (Wikipedia) vào quá trình Fine-tune. Đoạn mở đầu (Lead section) của mỗi bài viết Wikipedia thường được biên tập viên chắt lọc thành một bản tóm tắt hoàn hảo. Việc kết hợp thêm nguồn tri thức học thuật này sẽ giúp mô hình SBERT mở rộng tối đa không gian biểu diễn (Embedding Space), đạt được độ Tổng quát hóa (Generalization) toàn diện hơn nữa cho các văn bản mang tính chuyên môn sâu.</w:t>
       </w:r>
     </w:p>
     <w:p>
@@ -4826,6 +4896,22 @@
       </w:r>
       <w:r>
         <w:t>Rossiello, G., Basile, P., &amp; Semeraro, G. (2017). Centroid-based Text Summarization through Compositionality of Word Embeddings. In Proceedings of the MultiLing 2017 Workshop on Summarization and Summary Evaluation Across Source Types and Genres (EACL 2017), pp. 12-21. (Đề xuất phương pháp phân cụm Vector Centroid).</w:t>
+      </w:r>
+    </w:p>
+    <w:p>
+      <w:pPr>
+        <w:pStyle w:val="ListBullet"/>
+        <w:spacing w:after="80" w:line="300" w:lineRule="auto"/>
+        <w:jc w:val="both"/>
+      </w:pPr>
+      <w:r>
+        <w:rPr>
+          <w:b/>
+        </w:rPr>
+        <w:t xml:space="preserve">[15] </w:t>
+      </w:r>
+      <w:r>
+        <w:t>Vaswani, A., Shazeer, N., Parmar, N., Uszkoreit, J., Jones, L., Gomez, A. N., Kaiser, L., &amp; Polosukhin, I. (2017). Attention Is All You Need. In Advances in Neural Information Processing Systems (NeurIPS 2017), pp. 5998-6008. (Bài báo gốc đề xuất mạng Transformer và công thức toán học tính toán O(N^2) của cơ chế Self-Attention).</w:t>
       </w:r>
     </w:p>
     <w:sectPr>

--- a/BaoCao_HoanChinh_Long.docx
+++ b/BaoCao_HoanChinh_Long.docx
@@ -118,7 +118,7 @@
         <w:t xml:space="preserve">Thứ nhất, </w:t>
       </w:r>
       <w:r>
-        <w:t>Hạn chế của mô hình đơn giản (Heuristic Models): Các mô hình thủ công dựa trên kinh nghiệm như thuật toán Lead-3 (chỉ lấy đúng 3 câu đầu tiên của bài báo) mắc phải hiện tượng Lead Bias rất nặng. Thuật toán này bỏ qua hoàn toàn nội dung thân bài và kết luận, dẫn đến điểm đa dạng thông tin (Diversity Score) gần như bằng 0. Mặc dù nó hoạt động tương đối tốt trên báo chí phương Tây, nhưng lại thất bại thảm hại khi áp dụng vào các văn bản có cấu trúc phức tạp hơn.</w:t>
+        <w:t>Hạn chế của mô hình đơn giản (Heuristic Models): Các mô hình thủ công dựa trên kinh nghiệm như thuật toán Lead-3 (chỉ lấy đúng 3 câu đầu tiên của bài báo) mắc phải hiện tượng Lead Bias rất nặng [7], [13]. Thuật toán này bỏ qua hoàn toàn nội dung thân bài và kết luận, dẫn đến điểm đa dạng thông tin (Diversity Score) gần như bằng 0. Mặc dù nó hoạt động tương đối tốt trên báo chí phương Tây, nhưng lại thất bại thảm hại khi áp dụng vào các văn bản có cấu trúc phức tạp hơn.</w:t>
       </w:r>
     </w:p>
     <w:p>
@@ -134,7 +134,7 @@
         <w:t xml:space="preserve">Thứ hai, </w:t>
       </w:r>
       <w:r>
-        <w:t>Hạn chế của mô hình dựa trên bề mặt từ vựng (Lexical Matching): Các thuật toán phân tích đồ thị kinh điển như TextRank (PageRank applied to text) hay TF-IDF chỉ đánh giá độ quan trọng của câu thông qua sự trùng lặp từ vựng bề mặt (Surface Lexical Overlap). Chúng hoàn toàn bất lực và mù lòa trước các hiện tượng từ đồng nghĩa (Synonyms), đa nghĩa (Polysemy), hoặc khi tác giả sử dụng các lối diễn đạt uyển chuyển, bóng bẩy (Paraphrasing) mà không lặp lại từ khóa cũ.</w:t>
+        <w:t>Hạn chế của mô hình dựa trên bề mặt từ vựng (Lexical Matching): Các thuật toán phân tích đồ thị kinh điển như TextRank (PageRank applied to text) [6] hay TF-IDF chỉ đánh giá độ quan trọng của câu thông qua sự trùng lặp từ vựng bề mặt (Surface Lexical Overlap). Chúng hoàn toàn bất lực và mù lòa trước các hiện tượng từ đồng nghĩa (Synonyms), đa nghĩa (Polysemy), hoặc khi tác giả sử dụng các lối diễn đạt uyển chuyển, bóng bẩy (Paraphrasing) mà không lặp lại từ khóa cũ.</w:t>
       </w:r>
     </w:p>
     <w:p>
@@ -168,7 +168,7 @@
         <w:jc w:val="both"/>
       </w:pPr>
       <w:r>
-        <w:t>Tập dữ liệu CNN/DailyMail (Tiếng Anh): Đây là bộ dữ liệu chuẩn mực (Gold Standard Benchmark) hàng đầu thế giới, được sử dụng trong hơn 90% các bài báo khoa học đỉnh cao công bố tại ACL, EMNLP, NeurIPS về bài toán tóm tắt văn bản. Sử dụng bộ dữ liệu này không chỉ giúp kiểm chứng năng lực của mô hình một cách khách quan mà còn đảm bảo phương pháp luận và quy trình đánh giá của Đồ án tuân thủ chặt chẽ các tiêu chuẩn khắt khe trong môi trường nghiên cứu học thuật quốc tế.</w:t>
+        <w:t>Tập dữ liệu CNN/DailyMail (Tiếng Anh): Đây là bộ dữ liệu chuẩn mực (Gold Standard Benchmark) hàng đầu thế giới, được sử dụng trong hơn 90% các bài báo khoa học đỉnh cao công bố tại ACL, EMNLP, NeurIPS về bài toán tóm tắt văn bản [7]. Sử dụng bộ dữ liệu này không chỉ giúp kiểm chứng năng lực của mô hình một cách khách quan mà còn đảm bảo phương pháp luận và quy trình đánh giá của Đồ án tuân thủ chặt chẽ các tiêu chuẩn khắt khe trong môi trường nghiên cứu học thuật quốc tế.</w:t>
       </w:r>
     </w:p>
     <w:p>
@@ -178,7 +178,7 @@
         <w:jc w:val="both"/>
       </w:pPr>
       <w:r>
-        <w:t>Tập dữ liệu VietNews / VNDS (Tiếng Việt): Với mục tiêu giải quyết bài toán địa phương và đánh giá năng lực của các mô hình Xử lý ngôn ngữ tự nhiên Tiếng Việt (Vietnamese Bi-Encoder), chúng tôi sử dụng tập dữ liệu tin tức báo chí trong nước thu thập từ VnExpress, Tuổi Trẻ, Dân Trí. Điều này giúp đánh giá khả năng hiểu ngữ cảnh của kiến trúc Transformer sâu trên một môi trường phức tạp, sau khi văn bản đã được chuẩn hóa bởi các công cụ tiền xử lý tách từ ghép tiêu chuẩn, qua đó chứng minh khả năng áp dụng thương mại hóa vào thị trường truyền thông Việt Nam.</w:t>
+        <w:t>Tập dữ liệu VietNews / VNDS (Tiếng Việt) [18]: Với mục tiêu giải quyết bài toán địa phương và đánh giá năng lực của các mô hình Xử lý ngôn ngữ tự nhiên Tiếng Việt (Vietnamese Bi-Encoder), chúng tôi sử dụng tập dữ liệu tin tức báo chí trong nước thu thập từ VnExpress, Tuổi Trẻ, Dân Trí. Điều này giúp đánh giá khả năng hiểu ngữ cảnh của kiến trúc Transformer sâu trên một môi trường phức tạp, sau khi văn bản đã được chuẩn hóa bởi các công cụ tiền xử lý tách từ ghép tiêu chuẩn, qua đó chứng minh khả năng áp dụng thương mại hóa vào thị trường truyền thông Việt Nam.</w:t>
       </w:r>
     </w:p>
     <w:p>
@@ -228,7 +228,7 @@
         <w:jc w:val="both"/>
       </w:pPr>
       <w:r>
-        <w:t>Tối ưu hóa và Huấn luyện Học có giám sát (Supervised Fine-Tuning): Thực hiện quá trình Fine-Tune mô hình SBERT bằng việc sử dụng hàm mất mát tinh vi CosineSimilarityLoss / MultipleNegativesRankingLoss. Mô hình được huấn luyện trên tập dữ liệu cặp câu Oracle lý tưởng, được trích xuất bằng thuật toán ROUGE-1 Oracle Matching tự động từ bộ dữ liệu chuẩn, nhằm thay đổi hình học không gian vector câu (Vector Space Geometry), ép các câu mang ý chính hội tụ và đẩy các câu rác ra xa.</w:t>
+        <w:t>Tối ưu hóa và Huấn luyện Học có giám sát (Supervised Fine-Tuning): Thực hiện quá trình Fine-Tune mô hình SBERT bằng việc sử dụng hàm mất mát tinh vi CosineSimilarityLoss. Mô hình được huấn luyện trên tập dữ liệu cặp câu Oracle lý tưởng, được trích xuất bằng thuật toán ROUGE-1 Oracle Matching tự động từ bộ dữ liệu chuẩn, nhằm thay đổi hình học không gian vector câu (Vector Space Geometry), ép các câu mang ý chính hội tụ và đẩy các câu rác ra xa.</w:t>
       </w:r>
     </w:p>
     <w:p>
@@ -280,7 +280,7 @@
         <w:jc w:val="both"/>
       </w:pPr>
       <w:r>
-        <w:t>Phạm vi Dữ liệu Tiếng Việt: Sử dụng tập dữ liệu báo chí chuẩn mực VietNews (hay còn gọi là VNDS - Vietnamese News Dataset). Tập thử nghiệm (Test Set) được trích xuất độc lập hoàn toàn với N=200 bài báo ngẫu nhiên, không xuất hiện trong tập huấn luyện (No Data Leakage). Dữ liệu bao phủ nhiều lĩnh vực như Chính trị, Xã hội, Thể thao, Công nghệ, và Kinh tế.</w:t>
+        <w:t>Phạm vi Dữ liệu Tiếng Việt: Sử dụng tập dữ liệu báo chí chuẩn mực VietNews (hay còn gọi là VNDS - Vietnamese News Dataset) [18]. Tập thử nghiệm (Test Set) được trích xuất độc lập hoàn toàn với N=200 bài báo ngẫu nhiên, không xuất hiện trong tập huấn luyện (No Data Leakage). Dữ liệu bao phủ nhiều lĩnh vực như Chính trị, Xã hội, Thể thao, Công nghệ, và Kinh tế.</w:t>
       </w:r>
     </w:p>
     <w:p>
@@ -352,7 +352,7 @@
         <w:jc w:val="both"/>
       </w:pPr>
       <w:r>
-        <w:t>Phương pháp Thực nghiệm Đối chứng và Phân tích Định lượng (Empirical Benchmark &amp; Quantitative Analysis): Thực hiện phương pháp đào tạo mô hình bằng học máy có giám sát (Supervised Learning). Sau đó, tiến hành kiểm thử và so sánh hiệu năng (Benchmarking) của phương pháp đề xuất với các phương pháp Baseline truyền thống (Lead-3, TextRank, Pretrained SBERT). Sử dụng Khung đánh giá kép (Dual-Evaluation Framework) bao gồm hệ thống các công thức ROUGE-1, ROUGE-2, ROUGE-L, BERTScore F1 (Chỉ số Ngoại tại) và Silhouette Score, Diversity Score, Compression Ratio (Chỉ số Nội tại). Phân tích chi tiết các con số toán học để rút ra kết luận.</w:t>
+        <w:t>Phương pháp Thực nghiệm Đối chứng và Phân tích Định lượng (Empirical Benchmark &amp; Quantitative Analysis): Thực hiện phương pháp đào tạo mô hình bằng học máy có giám sát (Supervised Learning). Sau đó, tiến hành kiểm thử và so sánh hiệu năng (Benchmarking) của phương pháp đề xuất với các phương pháp Baseline truyền thống (Lead-3, TextRank, Pretrained SBERT). Sử dụng Khung đánh giá kép (Dual-Evaluation Framework) bao gồm hệ thống các công thức ROUGE-1, ROUGE-2, ROUGE-L [9], BERTScore F1 [10] (Chỉ số Ngoại tại) và Silhouette Score [19], Diversity Score [11], Compression Ratio [16], [17] (Chỉ số Nội tại). Phân tích chi tiết các con số toán học để rút ra kết luận.</w:t>
       </w:r>
     </w:p>
     <w:p>
@@ -428,7 +428,7 @@
         <w:jc w:val="both"/>
       </w:pPr>
       <w:r>
-        <w:t>Làm sáng tỏ và có những phân tích chuyên sâu giải mã hiện tượng 'Semantic Density Compression', mâu thuẫn đánh đổi giữa Diversity Score và ROUGE-1, cũng như hiện tượng 'Lead Bias' mang đặc thù văn hóa báo chí giữa Anh và Việt Nam.</w:t>
+        <w:t>Làm sáng tỏ và có những phân tích chuyên sâu giải mã hiện tượng 'Semantic Density Compression', mâu thuẫn đánh đổi giữa Diversity Score [11] và ROUGE-1 [9], cũng như hiện tượng 'Lead Bias' [7], [13] mang đặc thù văn hóa báo chí giữa Anh và Việt Nam.</w:t>
       </w:r>
     </w:p>
     <w:p>
@@ -511,7 +511,31 @@
         <w:rPr>
           <w:i w:val="0"/>
         </w:rPr>
-        <w:t>Tóm tắt văn bản tự động (Automatic Text Summarization) là một quá trình ứng dụng các thuật toán xử lý ngôn ngữ tự nhiên để rút gọn văn bản gốc thành một phiên bản ngắn gọn hơn, nhưng bắt buộc phải bảo tồn các thông tin quan trọng nhất, các sự kiện cốt lõi và tính logic của ngữ nghĩa gốc.</w:t>
+        <w:t>Tóm tắt văn bản tự động (Automatic Text Summarization - ATS) là một quá trình ứng dụng các thuật toán phân tích, học máy và xử lý ngôn ngữ tự nhiên (NLP) nhằm cô đọng một hay nhiều văn bản gốc thành một phiên bản ngắn gọn hơn rất nhiều. Mục tiêu tối thượng của bài toán này không chỉ là cắt xén cơ học, mà là phải bảo tồn một cách hoàn hảo các thông tin quan trọng nhất, các sự kiện cốt lõi (thực thể, con số, địa danh) và giữ vững tính logic xuyên suốt của ngữ nghĩa gốc.</w:t>
+      </w:r>
+    </w:p>
+    <w:p>
+      <w:r>
+        <w:rPr>
+          <w:i w:val="0"/>
+        </w:rPr>
+        <w:t>Sự ra đời của bài toán này xuất phát từ nhu cầu cấp thiết trong việc giải quyết hiện tượng "Quá tải thông tin" (Information Overload) của kỷ nguyên số. Hằng ngày, lượng tài liệu điện tử, báo cáo tài chính, và các bài báo tin tức được sản sinh ra là khổng lồ. Khác với con người có khả năng đọc hiểu, chắt lọc và diễn đạt lại ý chính một cách tự nhiên dựa trên trí tuệ và kiến thức nền tảng (background knowledge), việc dạy cho máy tính hiểu thế nào là "quan trọng" là một thách thức toán học và kỹ thuật cực kỳ phức tạp.</w:t>
+      </w:r>
+    </w:p>
+    <w:p>
+      <w:r>
+        <w:rPr>
+          <w:i w:val="0"/>
+        </w:rPr>
+        <w:t>Để thực hiện tóm tắt, máy tính phải vượt qua hàng loạt rào cản đặc thù của ngôn ngữ tự nhiên. Chúng bao gồm việc xử lý từ đồng nghĩa (synonyms), hiện tượng đa nghĩa (polysemy), cấu trúc ngữ pháp phức hợp, hiện tượng đồng tham chiếu (coreference resolution - ví dụ: từ "ông ấy" đang chỉ ai trong câu trước), và loại bỏ các thông tin dư thừa, các lời dẫn dắt không mang ý nghĩa lõi.</w:t>
+      </w:r>
+    </w:p>
+    <w:p>
+      <w:r>
+        <w:rPr>
+          <w:i w:val="0"/>
+        </w:rPr>
+        <w:t>Trong thực tiễn thương mại và học thuật, các hệ thống tóm tắt văn bản hiện đại đang đóng vai trò làm trái tim cho các công cụ máy tìm kiếm (Search Engines), các nền tảng tổng hợp tin tức tự động (News Aggregators), và các hệ thống hỗ trợ trích xuất thông tin y tế, tài chính pháp luật. Chúng giúp giải phóng con người khỏi hàng triệu giờ lao động thủ công mỗi ngày, đẩy nhanh tốc độ tiêu thụ tri thức và nâng cao hiệu suất ra quyết định.</w:t>
       </w:r>
     </w:p>
     <w:p>
@@ -549,6 +573,14 @@
       </w:r>
     </w:p>
     <w:p>
+      <w:r>
+        <w:rPr>
+          <w:i w:val="0"/>
+        </w:rPr>
+        <w:t>Chính nhờ khả năng bảo toàn nguyên vẹn 100% độ chính xác của các sự kiện, con số và phát ngôn gốc (Factuality) mà không bao giờ mắc phải hiện tượng 'ảo giác' (Hallucination), phương pháp Tóm tắt Trích xuất (Extractive) luôn mang lại sự tin cậy tuyệt đối, trở thành lựa chọn hàng đầu được các tòa soạn báo, cơ quan pháp lý và độc giả ưa chuộng hơn hẳn so với các mô hình Sinh nội dung (Abstractive) - vốn luôn ẩn chứa rủi ro sai lệch thông tin nghiêm trọng.</w:t>
+      </w:r>
+    </w:p>
+    <w:p>
       <w:pPr>
         <w:keepNext/>
         <w:spacing w:before="280" w:after="120"/>
@@ -567,7 +599,7 @@
         <w:rPr>
           <w:i w:val="0"/>
         </w:rPr>
-        <w:t>Năm 2017, bài báo lịch sử "Attention Is All You Need" (Vaswani et al.) đánh dấu sự ra đời của Transformer. Trước đó, các mô hình RNN (như LSTM, GRU) xử lý tuần tự (từng từ một) nên rất chậm và khó nhớ ngữ cảnh xa. Transformer khắc phục triệt để bằng cách thay thế hoàn toàn mạng hồi quy bằng cơ chế Tự chú ý (Self-Attention), cho phép khả năng song song hóa toàn diện.</w:t>
+        <w:t>Năm 2017, bài báo lịch sử "Attention Is All You Need" (Vaswani et al.) [15] đánh dấu sự ra đời của Transformer. Trước đó, các mô hình RNN (như LSTM, GRU) xử lý tuần tự (từng từ một) nên rất chậm và khó nhớ ngữ cảnh xa. Transformer khắc phục triệt để bằng cách thay thế hoàn toàn mạng hồi quy bằng cơ chế Tự chú ý (Self-Attention), cho phép khả năng song song hóa toàn diện.</w:t>
       </w:r>
     </w:p>
     <w:p>
@@ -664,7 +696,7 @@
         <w:rPr>
           <w:i w:val="0"/>
         </w:rPr>
-        <w:t>Trước khi văn bản thực sự bước vào các khối Encoder, mỗi token đầu vào sẽ được ánh xạ thành một vector 768 chiều (đối với bản base). Vector khởi thủy này thực chất là phép cộng ma trận (element-wise addition) của 3 thành phần: (1) Token Embedding (mang ý nghĩa từ vựng), (2) Positional Embedding (đánh dấu vị trí thứ tự của từ trong câu), và (3) Segment Embedding (đánh dấu từ thuộc câu A hay câu B).</w:t>
+        <w:t>Trước khi văn bản thực sự bước vào các khối Encoder, mỗi token đầu vào sẽ được ánh xạ thành một vector 768 chiều (đối với bản base). Vector khởi thủy này thực chất là phép cộng ma trận (element-wise addition) của 3 thành phần: (1) Token Embedding (mang ý nghĩa từ vựng), (2) Positional Embedding (đánh dấu vị trí thứ tự của từ trong câu), và (3) Segment Embedding. (Lưu ý sắc bén: Trong kiến trúc BERT gốc, Segment Embedding dùng để phân biệt câu A và câu B trong cùng một lượt. Nhưng vì Đồ án sử dụng SBERT - kiến trúc Bi-Encoder xử lý độc lập từng câu một, nên Segment Embedding thực chất trở thành một hằng số [0] vô hiệu hóa, giúp tăng tốc độ tính toán).</w:t>
       </w:r>
     </w:p>
     <w:p>
@@ -694,7 +726,7 @@
         <w:rPr>
           <w:i w:val="0"/>
         </w:rPr>
-        <w:t>Năm 2018, BERT (Bidirectional Encoder Representations from Transformers) ra đời bằng cách xếp chồng các lớp Encoder của Transformer. Khác biệt cốt lõi là BERT học hai chiều (bidirectional) thông qua 2 tác vụ tiền huấn luyện: Masked Language Model (MLM - che đi một số từ và đoán lại) và Next Sentence Prediction (NSP - dự đoán 2 câu có liên tiếp không).</w:t>
+        <w:t>Năm 2018, BERT (Bidirectional Encoder Representations from Transformers) ra đời bằng cách xếp chồng các lớp Encoder của Transformer. Khác biệt cốt lục là BERT học hai chiều (bidirectional) thông qua 2 tác vụ tiền huấn luyện: Masked Language Model (MLM - che đi một số từ và đoán lại) và Next Sentence Prediction (NSP - dự đoán 2 câu có liên tiếp không).</w:t>
       </w:r>
     </w:p>
     <w:p>
@@ -724,7 +756,7 @@
         <w:rPr>
           <w:i w:val="0"/>
         </w:rPr>
-        <w:t>Để nhanh hơn, người ta thử rút trích độc lập từng vector của câu (lấy tại token [CLS] hoặc tính MEAN tất cả các token) rồi tính Cosine Similarity. Tuy nhiên, kết quả lại tệ hại hơn cả mô hình GloVe cổ điển (theo điểm Spearman). Nguyên nhân là do Không gian vector của BERT bị mắc hội chứng Dị hướng (Anisotropy). Các vector không phân bố đều mà bị dồn ép vào một góc hẹp (hình nón dương). Hậu quả là tính Cosine giữa 2 câu ngẫu nhiên bất kỳ luôn ra điểm rất cao (0.8 - 0.9), khiến máy tính không thể phân biệt được câu giống và câu khác nhau.</w:t>
+        <w:t>Để nhanh hơn, người ta thử rút trích độc lập từng vector của câu (lấy tại token [CLS] hoặc tính MEAN tất cả các token) rồi tính Cosine Similarity. Tuy nhiên, kết quả lại tệ hại hơn cả mô hình GloVe cổ điển (theo điểm Spearman) [5]. Nguyên nhân là do Không gian vector của BERT bị mắc hội chứng Dị hướng (Anisotropy) [2]. Các vector không phân bố đều mà bị dồn ép vào một góc hẹp (hình nón dương). Hậu quả là tính Cosine giữa 2 câu ngẫu nhiên bất kỳ luôn ra điểm rất cao (0.8 - 0.9), khiến máy tính không thể phân biệt được câu giống và câu khác nhau.</w:t>
       </w:r>
     </w:p>
     <w:p>
@@ -746,7 +778,39 @@
         <w:rPr>
           <w:i w:val="0"/>
         </w:rPr>
-        <w:t>Năm 2019, SBERT (Reimers &amp; Gurevych) ra đời giải quyết bài toán tốc độ và hội chứng dị hướng. SBERT sử dụng kiến trúc mạng Siamese (mạng anh em sinh đôi), mã hóa độc lập 2 câu thành 2 vector cố định. Giúp giảm thời gian tìm kiếm từ 65 giờ xuống còn 5 giây.</w:t>
+        <w:t>Năm 2019, SBERT (Reimers &amp; Gurevych) [5] ra đời nhằm giải quyết đồng thời hai điểm yếu chí mạng của BERT gốc: Nút thắt cổ chai về Tốc độ tính toán và Hội chứng Dị hướng (Anisotropy). Lời giải của SBERT đến từ hai đột phá song song: Thay đổi Kiến trúc và Thay đổi Phương pháp Huấn luyện.</w:t>
+      </w:r>
+    </w:p>
+    <w:p>
+      <w:pPr>
+        <w:pStyle w:val="ListBullet"/>
+        <w:spacing w:after="80" w:line="300" w:lineRule="auto"/>
+        <w:jc w:val="both"/>
+      </w:pPr>
+      <w:r>
+        <w:rPr>
+          <w:b/>
+        </w:rPr>
+        <w:t xml:space="preserve">1. </w:t>
+      </w:r>
+      <w:r>
+        <w:t>Đột phá Kiến trúc (Giải quyết Tốc độ): SBERT sử dụng mạng Siamese (Mạng anh em sinh đôi) kết hợp cùng Lớp toán gộp (Pooling Layer). Thay vì nạp 2 câu vào mạng Neural cùng lúc, SBERT mã hóa độc lập từng câu thành một vector kích thước cố định. Thiết kế Bi-Encoder này cho phép tính toán trước (Pre-compute) vector của hàng triệu câu, qua đó giảm thời gian tìm kiếm từ 65 giờ xuống chỉ còn 5 giây.</w:t>
+      </w:r>
+    </w:p>
+    <w:p>
+      <w:pPr>
+        <w:pStyle w:val="ListBullet"/>
+        <w:spacing w:after="80" w:line="300" w:lineRule="auto"/>
+        <w:jc w:val="both"/>
+      </w:pPr>
+      <w:r>
+        <w:rPr>
+          <w:b/>
+        </w:rPr>
+        <w:t xml:space="preserve">2. </w:t>
+      </w:r>
+      <w:r>
+        <w:t>Đột phá Huấn luyện (Giải quyết Dị hướng): Nếu chỉ thay đổi kiến trúc, chất lượng vector sinh ra vẫn rất tệ. Đóng góp cốt lõi của SBERT là quy trình Tinh chỉnh (Siamese Fine-tuning) trên tập dữ liệu NLI và STS. Thông qua Hàm mất mát tương phản (Contrastive Loss), mạng Neural bị ép phải nắn lại không gian hình học: kéo các vector đồng nghĩa lại gần nhau và đẩy các vector trái nghĩa ra xa. Quá trình này tạo ra một không gian vector đồng nhất (Isotropic), giúp phép đo Cosine Similarity trở nên cực kỳ chuẩn xác.</w:t>
       </w:r>
     </w:p>
     <w:p>
@@ -931,15 +995,16 @@
     <w:p>
       <w:pPr>
         <w:keepNext/>
-        <w:spacing w:before="280" w:after="120"/>
+        <w:spacing w:before="200" w:after="80"/>
       </w:pPr>
       <w:r>
         <w:rPr>
           <w:b/>
-          <w:color w:val="1D4E89"/>
-          <w:sz w:val="27"/>
+          <w:i/>
+          <w:color w:val="374151"/>
+          <w:sz w:val="26"/>
         </w:rPr>
-        <w:t>2.8. Ứng dụng SBERT trên Tiếng Việt: Vietnamese Bi-Encoder</w:t>
+        <w:t>2.8.2. Giải quyết Đặc thù Tiếng Việt</w:t>
       </w:r>
     </w:p>
     <w:p>
@@ -947,7 +1012,27 @@
         <w:rPr>
           <w:i w:val="0"/>
         </w:rPr>
-        <w:t>Tiếng Việt là ngôn ngữ đơn lập, âm tiết rời rạc. Nếu dùng Tokenizer Tiếng Anh, từ "Trí_tuệ_nhân_tạo" sẽ bị xé nát. Do đó, hệ thống sử dụng Vietnamese Bi-Encoder (dựa trên PhoBERT) với bộ từ điển 64,000 từ vựng chuyên dụng, kết hợp thuật toán ghép từ (underthesea) để mã hóa chính xác thực thể tiếng Việt.</w:t>
+        <w:t>Tiếng Việt là ngôn ngữ đơn lập, âm tiết rời rạc. Nếu dùng Tokenizer Tiếng Anh, từ "Trí tuệ nhân tạo" sẽ bị xé nát. Nhằm giải quyết triệt để vấn đề này, hệ thống áp dụng chiến thuật xử lý kép (Dual-Processing):</w:t>
+      </w:r>
+    </w:p>
+    <w:p>
+      <w:pPr>
+        <w:pStyle w:val="ListBullet"/>
+        <w:spacing w:after="80" w:line="300" w:lineRule="auto"/>
+        <w:jc w:val="both"/>
+      </w:pPr>
+      <w:r>
+        <w:t>1. Tách Câu (Sentence Tokenization): Sử dụng thư viện AI 'underthesea' ở bước Tiền xử lý (Preprocessing). Thay vì cắt câu mù quáng bằng dấu chấm, underthesea có khả năng nhận diện các từ viết tắt chuyên ngành (TS., T.P., v.v.), đảm bảo câu văn không bị cắt vụn sai ngữ pháp trước khi nạp vào hệ thống.</w:t>
+      </w:r>
+    </w:p>
+    <w:p>
+      <w:pPr>
+        <w:pStyle w:val="ListBullet"/>
+        <w:spacing w:after="80" w:line="300" w:lineRule="auto"/>
+        <w:jc w:val="both"/>
+      </w:pPr>
+      <w:r>
+        <w:t>2. Tách Từ (Word Segmentation) &amp; Mã hóa: Sử dụng mô hình Vietnamese Bi-Encoder (bkai-foundation-models) được tích hợp sẵn bộ Tokenizer thuật toán SentencePiece. Thuật toán này có khả năng trực tiếp đọc văn bản Tiếng Việt thô (Raw text) và tự động ánh xạ các cụm từ ghép mà không cần bước gạch dưới (underscore) thủ công, giúp tối ưu hóa toàn diện tốc độ và độ chính xác của hệ thống.</w:t>
       </w:r>
     </w:p>
     <w:p>
@@ -974,10 +1059,25 @@
         <w:rPr>
           <w:b/>
         </w:rPr>
-        <w:t xml:space="preserve">Chỉ số Ngoại tại: </w:t>
-      </w:r>
-      <w:r>
-        <w:t>ROUGE (Recall-Oriented Understudy for Gisting Evaluation): ROUGE-1 (Unigram), ROUGE-2 (Bigram), ROUGE-L (LCS).</w:t>
+        <w:t xml:space="preserve">Chỉ số Ngoại tại (Extrinsic): </w:t>
+      </w:r>
+      <w:r>
+        <w:t>ROUGE (Recall-Oriented Understudy for Gisting Evaluation) [9]: Đánh giá độ trùng lặp n-gram thông qua 3 thước đo: ROUGE-1 (Unigram), ROUGE-2 (Bigram), và ROUGE-L (LCS - Chuỗi con chung dài nhất). Trong mã nguồn, nhóm sử dụng hàm fmeasure để lấy điểm ROUGE-F1 làm tiêu chuẩn đánh giá trung hòa:</w:t>
+      </w:r>
+    </w:p>
+    <w:p>
+      <w:pPr>
+        <w:spacing w:before="80" w:after="120"/>
+        <w:ind w:left="432"/>
+        <w:shd w:fill="F3F4F6"/>
+      </w:pPr>
+      <w:r>
+        <w:rPr>
+          <w:rFonts w:ascii="Consolas" w:hAnsi="Consolas"/>
+          <w:color w:val="1F2937"/>
+          <w:sz w:val="21"/>
+        </w:rPr>
+        <w:t>F_1 = 2 \times \frac{\text{Precision} \times \text{Recall}}{\text{Precision} + \text{Recall}}</w:t>
       </w:r>
     </w:p>
     <w:p>
@@ -990,10 +1090,25 @@
         <w:rPr>
           <w:b/>
         </w:rPr>
-        <w:t xml:space="preserve">Chỉ số Ngoại tại: </w:t>
-      </w:r>
-      <w:r>
-        <w:t>BERTScore: Đánh giá bằng Deep Learning, bắt được hiện tượng từ đồng nghĩa mà ROUGE bỏ sót.</w:t>
+        <w:t xml:space="preserve">Chỉ số Ngoại tại (Extrinsic): </w:t>
+      </w:r>
+      <w:r>
+        <w:t>Semantic BERTScore [10]: Đo lường độ tương đồng ngữ nghĩa cấp độ vector, khắc phục nhược điểm 'học vẹt' từ vựng của ROUGE. Nhóm lập trình hàm tính toán bằng cách trích xuất Vector của toàn bộ Bản tóm tắt và Bản gốc thông qua SBERT Fine-Tuned, sau đó tính khoảng cách góc:</w:t>
+      </w:r>
+    </w:p>
+    <w:p>
+      <w:pPr>
+        <w:spacing w:before="80" w:after="120"/>
+        <w:ind w:left="432"/>
+        <w:shd w:fill="F3F4F6"/>
+      </w:pPr>
+      <w:r>
+        <w:rPr>
+          <w:rFonts w:ascii="Consolas" w:hAnsi="Consolas"/>
+          <w:color w:val="1F2937"/>
+          <w:sz w:val="21"/>
+        </w:rPr>
+        <w:t>\text{BERTScore}_{F1} = \cos(\mathbf{v}_{sum}, \mathbf{v}_{ref}) = \frac{\mathbf{v}_{sum} \cdot \mathbf{v}_{ref}}{\|\mathbf{v}_{sum}\| \|\mathbf{v}_{ref}\|}</w:t>
       </w:r>
     </w:p>
     <w:p>
@@ -1006,10 +1121,87 @@
         <w:rPr>
           <w:b/>
         </w:rPr>
-        <w:t xml:space="preserve">Chỉ số Nội tại: </w:t>
-      </w:r>
-      <w:r>
-        <w:t>Silhouette Score (đo độ sắc nét cụm K-Means) và Diversity Score (đo độ đa dạng chống lặp ý).</w:t>
+        <w:t xml:space="preserve">Chỉ số Ngoại tại (Extrinsic): </w:t>
+      </w:r>
+      <w:r>
+        <w:t>Compression Ratio (Tỷ lệ nén) [16]: Đo lường hiệu quả cô đặc thông tin, đảm bảo bản tóm tắt không quá dài so với bài báo gốc:</w:t>
+      </w:r>
+    </w:p>
+    <w:p>
+      <w:pPr>
+        <w:spacing w:before="80" w:after="120"/>
+        <w:ind w:left="432"/>
+        <w:shd w:fill="F3F4F6"/>
+      </w:pPr>
+      <w:r>
+        <w:rPr>
+          <w:rFonts w:ascii="Consolas" w:hAnsi="Consolas"/>
+          <w:color w:val="1F2937"/>
+          <w:sz w:val="21"/>
+        </w:rPr>
+        <w:t>\text{Compression\_Ratio} = \left( 1 - \frac{|W_{summary}|}{|W_{original}|} \right) \times 100\%</w:t>
+      </w:r>
+    </w:p>
+    <w:p>
+      <w:pPr>
+        <w:pStyle w:val="ListBullet"/>
+        <w:spacing w:after="80" w:line="300" w:lineRule="auto"/>
+        <w:jc w:val="both"/>
+      </w:pPr>
+      <w:r>
+        <w:rPr>
+          <w:b/>
+        </w:rPr>
+        <w:t xml:space="preserve">Chỉ số Nội tại (Intrinsic): </w:t>
+      </w:r>
+      <w:r>
+        <w:t>Silhouette Score [19]: Đo lường chất lượng thuật toán K-Means. Chỉ số chạy từ -1 đến 1. Điểm càng cao chứng tỏ các cụm chủ đề càng phân bổ tách biệt và sắc nét trong không gian 768 chiều:</w:t>
+      </w:r>
+    </w:p>
+    <w:p>
+      <w:pPr>
+        <w:spacing w:before="80" w:after="120"/>
+        <w:ind w:left="432"/>
+        <w:shd w:fill="F3F4F6"/>
+      </w:pPr>
+      <w:r>
+        <w:rPr>
+          <w:rFonts w:ascii="Consolas" w:hAnsi="Consolas"/>
+          <w:color w:val="1F2937"/>
+          <w:sz w:val="21"/>
+        </w:rPr>
+        <w:t>\text{Silhouette} = \frac{b - a}{\max(a, b)}</w:t>
+      </w:r>
+    </w:p>
+    <w:p>
+      <w:pPr>
+        <w:pStyle w:val="ListBullet"/>
+        <w:spacing w:after="80" w:line="300" w:lineRule="auto"/>
+        <w:jc w:val="both"/>
+      </w:pPr>
+      <w:r>
+        <w:rPr>
+          <w:b/>
+        </w:rPr>
+        <w:t xml:space="preserve">Chỉ số Nội tại (Intrinsic): </w:t>
+      </w:r>
+      <w:r>
+        <w:t>Diversity Score (Độ đa dạng) [11]: Định lượng khả năng chống lặp ý của hệ thống. Nhóm tính bằng 1 trừ đi trung bình cộng độ tương đồng Cosine giữa toàn bộ các cặp câu được chọn. Điểm càng gần 1, các câu càng đa dạng ý nghĩa:</w:t>
+      </w:r>
+    </w:p>
+    <w:p>
+      <w:pPr>
+        <w:spacing w:before="80" w:after="120"/>
+        <w:ind w:left="432"/>
+        <w:shd w:fill="F3F4F6"/>
+      </w:pPr>
+      <w:r>
+        <w:rPr>
+          <w:rFonts w:ascii="Consolas" w:hAnsi="Consolas"/>
+          <w:color w:val="1F2937"/>
+          <w:sz w:val="21"/>
+        </w:rPr>
+        <w:t>\text{Diversity} = 1 - \frac{2}{K(K-1)} \sum_{i=1}^{K-1} \sum_{j=i+1}^{K} \cos(\mathbf{v}_i, \mathbf{v}_j)</w:t>
       </w:r>
     </w:p>
     <w:p>
@@ -1058,7 +1250,7 @@
         <w:rPr>
           <w:i w:val="0"/>
         </w:rPr>
-        <w:t>Lead-3 là một quy tắc kinh nghiệm cực kỳ phổ biến trong báo chí truyền thống phương Tây. Dựa trên mô hình "Kim tự tháp ngược" (Inverted Pyramid), các phóng viên luôn đưa tất cả thông tin quan trọng nhất (Ai? Cái gì? Khi nào? Ở đâu? Tại sao?) vào đoạn mở đầu (Lead paragraph) để thu hút độc giả. Lead-3 đơn giản là trích xuất 3 câu đầu tiên của bài báo làm tóm tắt. Mặc dù vô cùng thô sơ (zero-learning parameter), thuật toán này hoạt động hiệu quả đáng kinh ngạc trên tập dữ liệu CNN/DailyMail (Tiếng Anh), mang lại điểm ROUGE-1 lên tới 31.02% (theo khảo sát của Nallapati et al., 2016). Tuy nhiên, nhược điểm chí mạng của nó là bỏ qua hoàn toàn diễn biến ở thân bài và phần kết luận, khiến độ đa dạng thông tin (Diversity) bằng 0. Khi áp dụng sang văn phong báo chí Tiếng Việt linh hoạt hơn, phương pháp này dễ dàng bị đánh bại bởi các mô hình học sâu.</w:t>
+        <w:t>Lead-3 là một quy tắc kinh nghiệm cực kỳ phổ biến trong báo chí truyền thống phương Tây. Dựa trên mô hình "Kim tự tháp ngược" (Inverted Pyramid), các phóng viên luôn đưa tất cả thông tin quan trọng nhất (Ai? Cái gì? Khi nào? Ở đâu? Tại sao?) vào đoạn mở đầu (Lead paragraph) để thu hút độc giả. Lead-3 đơn giản là trích xuất 3 câu đầu tiên của bài báo làm tóm tắt. Mặc dù vô cùng thô sơ (zero-learning parameter), thuật toán này hoạt động hiệu quả đáng kinh ngạc trên tập dữ liệu CNN/DailyMail (Tiếng Anh), mang lại điểm ROUGE-1 lên tới 31.02% (theo khảo sát của Nallapati et al., 2016 [7]). Tuy nhiên, nhược điểm chí mạng của nó là bỏ qua hoàn toàn diễn biến ở thân bài và phần kết luận, khiến độ đa dạng thông tin (Diversity) bằng 0. Khi áp dụng sang văn phong báo chí Tiếng Việt linh hoạt hơn, phương pháp này dễ dàng bị đánh bại bởi các mô hình học sâu.</w:t>
       </w:r>
     </w:p>
     <w:p>
@@ -1080,7 +1272,7 @@
         <w:rPr>
           <w:i w:val="0"/>
         </w:rPr>
-        <w:t>Lấy cảm hứng từ thuật toán xếp hạng trang web PageRank của Google, Mihalcea &amp; Tarau (2004) đã đề xuất TextRank - mô hình đồ thị không giám sát đầu tiên cho NLP.</w:t>
+        <w:t>Lấy cảm hứng từ thuật toán xếp hạng trang web PageRank của Google, Mihalcea &amp; Tarau (2004) [6] đã đề xuất TextRank - mô hình đồ thị không giám sát đầu tiên cho NLP.</w:t>
       </w:r>
     </w:p>
     <w:p>
@@ -1204,7 +1396,7 @@
         <w:rPr>
           <w:i w:val="0"/>
         </w:rPr>
-        <w:t>Với sự thống trị của Transformer, nhiều nghiên cứu sử dụng trực tiếp mô hình SBERT chưa qua tinh chỉnh (Pretrained) để trích xuất Vector câu, sau đó kết hợp các thuật toán học máy cổ điển như K-Means hoặc Maximal Marginal Relevance (MMR) [Carbonell &amp; Goldstein, 1998] để phân cụm và chọn câu. Trên không gian Tiếng Anh, SBERT Pretrained hoạt động khá tốt do được huấn luyện bằng Contrastive Learning trên 1 Tỷ cặp câu SNLI. Tuy nhiên, khi áp dụng vào Tiếng Việt (zero-shot trên miền tin tức), các vector có xu hướng hội tụ ngẫu nhiên, cụm K-Means bị nhòe (Silhouette Score cực thấp), dẫn đến việc chọn nhầm các câu rác báo chí. Điều này đặt ra bài toán cấp thiết là phải tinh chỉnh (Fine-Tune) lại mô hình để nắn lại hình học không gian Vector.</w:t>
+        <w:t>Với sự thống trị của Transformer, nhiều nghiên cứu sử dụng trực tiếp mô hình SBERT chưa qua tinh chỉnh (Pretrained) để trích xuất Vector câu, sau đó kết hợp các thuật toán học máy cổ điển như K-Means hoặc Maximal Marginal Relevance (MMR) [11] để phân cụm và chọn câu. Trên không gian Tiếng Anh, SBERT Pretrained hoạt động khá tốt do được huấn luyện bằng Contrastive Learning trên 1 Tỷ cặp câu SNLI. Tuy nhiên, khi áp dụng vào Tiếng Việt (zero-shot trên miền tin tức), các vector có xu hướng hội tụ ngẫu nhiên, cụm K-Means bị nhòe (Silhouette Score cực thấp), dẫn đến việc chọn nhầm các câu rác báo chí. Điều này đặt ra bài toán cấp thiết là phải tinh chỉnh (Fine-Tune) lại mô hình để nắn lại hình học không gian Vector.</w:t>
       </w:r>
     </w:p>
     <w:p>
@@ -1218,7 +1410,7 @@
           <w:color w:val="1D4E89"/>
           <w:sz w:val="27"/>
         </w:rPr>
-        <w:t>3.5. Sự Cần thiết của Một Phương pháp Mới: Fine-Tuning kết hợp Đóng cụm Toán học</w:t>
+        <w:t>3.5. Đề xuất Phương pháp: Fine-Tuning kết hợp Phân cụm Toán học</w:t>
       </w:r>
     </w:p>
     <w:p>
@@ -1226,7 +1418,7 @@
         <w:rPr>
           <w:i w:val="0"/>
         </w:rPr>
-        <w:t>Như vậy, một khoảng trống nghiên cứu (Research Gap) lớn đã lộ ra: Các mô hình kinh điển như TextRank quá ngây thơ về ngữ nghĩa; các mô hình LLM sinh văn bản thì đắt đỏ và dễ bịa đặt; các mô hình Embedding Zero-shot lại hoạt động kém trên Tiếng Việt do thiếu nắn chỉnh chuyên sâu.</w:t>
+        <w:t>Dựa trên các phân tích trên, một khoảng trống nghiên cứu (Research Gap) rõ ràng đã lộ diện: Các mô hình kinh điển như TextRank hoàn toàn không thấu hiểu ngữ nghĩa sâu; các mô hình Sinh văn bản (Generative LLMs) tiêu tốn lượng lớn tài nguyên tính toán và tiềm ẩn nguy cơ sinh ảo giác (Hallucination); trong khi đó, các mô hình nhúng (Embedding) ở trạng thái Zero-shot lại hoạt động kém hiệu quả trên văn bản Tiếng Việt do thiếu sự tinh chỉnh chuyên sâu.</w:t>
       </w:r>
     </w:p>
     <w:p>
@@ -1234,7 +1426,23 @@
         <w:rPr>
           <w:i w:val="0"/>
         </w:rPr>
-        <w:t>Trong chương tiếp theo, Đồ án sẽ đề xuất một phương pháp lai (Hybrid Framework) 2 giai đoạn: Học cách biểu diễn không gian ngữ nghĩa bằng Supervised Fine-Tuning với ROUGE Oracle (nắn hình học Vector) và Lựa chọn Trích xuất linh hoạt bằng K-Means phân cụm (đảm bảo đa dạng chủ đề) và Post-Filtering (khử trùng lặp). Phương pháp này nhắm tới việc kế thừa ưu điểm của mọi trường phái trong khi triệt tiêu tối đa các khuyết điểm chí mạng.</w:t>
+        <w:t>Vì vậy, nhóm nghiên cứu đã quyết định thiết kế một Phương pháp Lai (Hybrid Framework) kết hợp hai mũi nhọn: (1) Học cách biểu diễn không gian ngữ nghĩa thông qua Supervised Fine-Tuning với nhãn ROUGE Oracle (nhằm nắn lại hình học không gian Vector) và (2) Lựa chọn trích xuất thông tin linh hoạt bằng thuật toán Phân cụm K-Means (nhằm đảm bảo tính đa dạng chủ đề) kết hợp Post-Filtering (để khử nhiễu trùng lặp). Phương pháp này được kỳ vọng sẽ kế thừa trọn vẹn ưu điểm của mọi trường phái, đồng thời triệt tiêu tối đa các khuyết điểm chí mạng về hiệu năng và độ chính xác.</w:t>
+      </w:r>
+    </w:p>
+    <w:p>
+      <w:r>
+        <w:rPr>
+          <w:i w:val="0"/>
+        </w:rPr>
+        <w:t>Một phát hiện thực nghiệm (Empirical Finding) đáng chú ý trong quá trình chạy thử là: Khi nhóm tiến hành áp dụng cùng một quy trình Fine-Tuning này lên mô hình Tiếng Anh, kết quả đánh giá lại cho thấy mô hình Pretrained nguyên bản có phần nhỉnh hơn một chút so với mô hình đã qua tinh chỉnh. Hiện tượng này có thể được lý giải bởi sự bão hòa tri thức (Model Saturation) hoặc hội chứng Quên thảm khốc (Catastrophic Forgetting). Các mô hình gốc Tiếng Anh vốn đã được huấn luyện (Pre-train) vô cùng kỹ lưỡng trên lượng dữ liệu khổng lồ, khiến không gian vector của chúng đã đạt mức độ tối ưu hóa cực đại. Việc nhồi nhét Fine-tune thêm trên một tập dữ liệu chuyên biệt hẹp hơn vô tình làm méo mó và suy giảm khả năng tổng quát hóa (Generalization) vốn có.</w:t>
+      </w:r>
+    </w:p>
+    <w:p>
+      <w:r>
+        <w:rPr>
+          <w:i w:val="0"/>
+        </w:rPr>
+        <w:t>Ngược lại hoàn toàn, đối với ngôn ngữ ít tài nguyên (Low-resource Language) như Tiếng Việt, quá trình Fine-Tuning lại đóng vai trò như một "cú hích" mang tính quyết định, tạo ra bước nhảy vọt về điểm số so với mô hình Pretrained. Phát hiện này một lần nữa khẳng định tính đúng đắn, logic và cực kỳ cấp thiết của giải pháp tinh chỉnh mô hình Tiếng Việt mà Đồ án đang theo đuổi.</w:t>
       </w:r>
     </w:p>
     <w:p>
@@ -1312,7 +1520,7 @@
         </w:rPr>
         <w:t>[ GIAI ĐOẠN 1: REPRESENTATION LEARNING ]        [ GIAI ĐOẠN 2: DIVERSITY-AWARE SELECTION ]</w:t>
         <w:br/>
-        <w:t xml:space="preserve"> ROUGE Oracle Matching ──► SBERT Fine-Tuning  ──► K-Means Clustering ──► Post-Filtering (θ=0.85)</w:t>
+        <w:t xml:space="preserve"> ROUGE Oracle Matching ──► SBERT Fine-Tuning  ──► K-Means Clustering ──► Post-Filtering (θ=0.88)</w:t>
         <w:br/>
         <w:t xml:space="preserve"> (Học Vector Biểu diễn Ngữ nghĩa Văn bản)        (Phân cụm Chủ đề con)    (Khử trùng lặp dư thừa)</w:t>
       </w:r>
@@ -1359,7 +1567,7 @@
         <w:rPr>
           <w:i w:val="0"/>
         </w:rPr>
-        <w:t>Thuật toán ROUGE Oracle Extraction [Nallapati et al., 2016; Liu &amp; Lapata, 2019] giải quyết bế tắc này bằng cách đóng vai 'người tìm đáp án lý tưởng'. Thuật toán này sẽ chạy vòng lặp vét cạn (Exhaustive Search), so sánh từng câu trong bài báo gốc với câu tóm tắt chuẩn, và chọn ra tập câu có điểm ROUGE tiệm cận nhất với bản tóm tắt chuẩn. Tập câu này được gọi là Pseudo Labels (Nhãn giả) hoặc Oracle Sentences, đóng vai trò là Ground Truth lý tưởng cho quá trình huấn luyện AI.</w:t>
+        <w:t>Thuật toán ROUGE Oracle Extraction [7], [3] giải quyết bế tắc này bằng cách đóng vai 'người tìm đáp án lý tưởng'. Thuật toán này sẽ chạy vòng lặp vét cạn (Exhaustive Search), so sánh từng câu trong bài báo gốc với câu tóm tắt chuẩn, và chọn ra tập câu có điểm ROUGE tiệm cận nhất với bản tóm tắt chuẩn. Tập câu này được gọi là Pseudo Labels (Nhãn giả) hoặc Oracle Sentences, đóng vai trò là Ground Truth lý tưởng cho quá trình huấn luyện AI.</w:t>
       </w:r>
     </w:p>
     <w:p>
@@ -1537,7 +1745,7 @@
         <w:rPr>
           <w:i w:val="0"/>
         </w:rPr>
-        <w:t>Tại sao chọn ROUGE-1 thay vì ROUGE-2 hay ROUGE-L làm Nhãn? ROUGE-1 đo lặp unigrams, giúp bắt chặt các Thực thể (tên riêng, địa danh, con số) - linh hồn của báo chí. ROUGE-2 quá khắt khe, nhà báo chỉ cần đảo ngữ pháp ("Phát triển mạnh AI" thành "AI phát triển mạnh") là ROUGE-2 lập tức rớt về 0.0, khiến hệ thống loại nhầm câu ý chính.</w:t>
+        <w:t>Tại sao chọn ROUGE-1 [9] thay vì ROUGE-2 hay ROUGE-L làm Nhãn? ROUGE-1 đo lặp unigrams, giúp bắt chặt các Thực thể (tên riêng, địa danh, con số) - linh hồn của báo chí. ROUGE-2 quá khắt khe, nhà báo chỉ cần đảo ngữ pháp ("Phát triển mạnh AI" thành "AI phát triển mạnh") là ROUGE-2 lập tức rớt về 0.0, khiến hệ thống loại nhầm câu ý chính.</w:t>
       </w:r>
     </w:p>
     <w:p>
@@ -1658,7 +1866,7 @@
         <w:rPr>
           <w:i w:val="0"/>
         </w:rPr>
-        <w:t>Vấn đề: Nạp 100% 287,000 bài báo CNN vào SBERT sẽ gây ra thảm họa Quên Cục bộ (Catastrophic Forgetting) [Howard &amp; Ruder, 2018], phá hủy hoàn toàn bộ trọng số ngôn ngữ tổng quát mà SBERT đã học từ 1 Tỷ cặp câu SNLI. Theo Reimers &amp; Gurevych (2019), đồ thị hiệu năng Fine-tune có xu hướng tiệm cận (Asymptotic curve), chỉ sau 3,000 bài báo là ROUGE đi ngang.</w:t>
+        <w:t>Vấn đề: Nạp 100% 287,000 bài báo CNN vào SBERT sẽ gây ra thảm họa Quên Cục bộ (Catastrophic Forgetting) [8], phá hủy hoàn toàn bộ trọng số ngôn ngữ tổng quát mà SBERT đã học từ 1 Tỷ cặp câu SNLI. Theo Reimers &amp; Gurevych [5], đồ thị hiệu năng Fine-tune có xu hướng tiệm cận (Asymptotic curve), chỉ sau 3,000 bài báo là ROUGE đi ngang.</w:t>
       </w:r>
     </w:p>
     <w:p>
@@ -1711,6 +1919,14 @@
           <w:sz w:val="27"/>
         </w:rPr>
         <w:t>4.5. Giai đoạn 2: Lựa chọn Cân bằng thông qua Unsupervised K-Means Clustering</w:t>
+      </w:r>
+    </w:p>
+    <w:p>
+      <w:r>
+        <w:rPr>
+          <w:i w:val="0"/>
+        </w:rPr>
+        <w:t>Vấn đề: Nếu chọn câu trực tiếp bằng cách lấy Top-K câu có điểm cao nhất (tương đương phương pháp SBERT-No-KMeans), mô hình dễ mắc lỗi chọn 3-4 câu trùng ý nằm ở ngay đầu bài báo (lỗi Redundancy).</w:t>
       </w:r>
     </w:p>
     <w:p>
@@ -1858,7 +2074,7 @@
         <w:rPr>
           <w:i w:val="0"/>
         </w:rPr>
-        <w:t>Thay vì chỉ chọn câu gần Tâm cụm nhất (Centroid-based Summarization [Rossiello, 2017]), hệ thống kết hợp Luật suy giảm vị trí (Position Decay) lấy cảm hứng từ hệ thống MEAD kinh điển [Radev, 2004]:</w:t>
+        <w:t>Thay vì chỉ chọn câu gần Tâm cụm nhất (Centroid-based Summarization [14]), hệ thống kết hợp Luật suy giảm vị trí (Position Decay) lấy cảm hứng từ hệ thống MEAD kinh điển [12]:</w:t>
       </w:r>
     </w:p>
     <w:p>
@@ -1903,7 +2119,7 @@
         <w:rPr>
           <w:i w:val="0"/>
         </w:rPr>
-        <w:t>Một hiện tượng toán học kỳ lạ của mạng Transformer đó là Anisotropy (Tính không đẳng hướng) [Ethayarajh, ACL 2019; Li et al., EMNLP 2020]. Không gian vector 768 chiều của BERT không lấp đầy đều một quả cầu Hyper-sphere mà bị nén chặt vào một Nón dương cực hẹp (Narrow Positive Hyper-octant Cone).</w:t>
+        <w:t>Một hiện tượng toán học kỳ lạ của mạng Transformer đó là Anisotropy (Tính không đẳng hướng) [1], [2]. Không gian vector 768 chiều của BERT không lấp đầy đều một quả cầu Hyper-sphere mà bị nén chặt vào một Nón dương cực hẹp (Narrow Positive Hyper-octant Cone).</w:t>
       </w:r>
     </w:p>
     <w:p>
@@ -1912,6 +2128,14 @@
           <w:i w:val="0"/>
         </w:rPr>
         <w:t>Hệ quả là: Cosine Similarity giữa MỌI cặp câu văn bản tự nhiên (bất kể ngược nghĩa nhau) luôn ra một số không âm: cos &gt;= 0.0. Giá trị âm (-1.0) hoàn toàn không tồn tại trong thực tế. Chính vì vậy, hàm CosineSimilarityLoss với nhãn Margin [0.0, 1.0] tương thích 100% với tính chất hình học của Transformer, ép cụm rác về mốc 0.0 thay vì -1.0 vô nghĩa.</w:t>
+      </w:r>
+    </w:p>
+    <w:p>
+      <w:r>
+        <w:rPr>
+          <w:i/>
+        </w:rPr>
+        <w:t>Hơn nữa, xét về bản chất của Bài toán Tóm tắt văn bản (Extractive Summarization), hệ thống chỉ quan tâm một câu là Ý chính (1.0) hay Không liên quan (0.0). Việc một câu mang ý nghĩa trái ngược cũng chỉ được xem là một dạng thông tin không liên quan. Do đó, việc sử dụng biên dưới 0.0 thay vì -1.0 là hoàn toàn tinh tế và phù hợp với cả Logic ngôn ngữ lẫn Toán học.</w:t>
       </w:r>
     </w:p>
     <w:p>
@@ -1977,7 +2201,7 @@
           <w:color w:val="1D4E89"/>
           <w:sz w:val="27"/>
         </w:rPr>
-        <w:t>4.8. Thuật toán Dynamic Adaptive K &amp; Post-Filtering (θ = 0.85)</w:t>
+        <w:t>4.8. Thuật toán Dynamic Adaptive K &amp; Post-Filtering (θ = 0.88)</w:t>
       </w:r>
     </w:p>
     <w:p>
@@ -2016,7 +2240,131 @@
         <w:rPr>
           <w:i w:val="0"/>
         </w:rPr>
-        <w:t>Khâu Post-Filtering (θ = 0.85) đóng vai trò lá chắn cuối cùng chống lại Lỗi Ranh giới Cụm (Cluster Boundary Leakage) và Hiện tượng Nhạy cảm Phủ định (Negation Sensitivity Problem). Transformer thường lầm tưởng 2 câu 'Giá xăng tăng mạnh' và 'Giá xăng KHÔNG tăng mạnh' là gần giống nhau (Cosine = 0.89) do trùng quá nhiều từ khóa. Màng lọc filter_redundant duyệt tuyến tính, khi phát hiện 2 câu có Cosine &gt; 0.85, tự động xóa câu phía sau để triệt tiêu mâu thuẫn Logic.</w:t>
+        <w:t>Khâu Post-Filtering (θ = 0.88) đóng vai trò lá chắn cuối cùng chống lại Lỗi Ranh giới Cụm (Cluster Boundary Leakage) và Hiện tượng Nhạy cảm Phủ định (Negation Sensitivity Problem). Transformer thường lầm tưởng 2 câu khẳng định và phủ định dài là giống nhau (ví dụ: 'Thủ tướng Chính phủ vừa ban hành nghị định mới quy định về việc tăng thuế...' và '...về việc KHÔNG tăng thuế...' -&gt; Cosine = 0.91) do trùng quá nhiều từ khóa. Màng lọc filter_redundant duyệt tuyến tính, khi phát hiện 2 câu có Cosine &gt; 0.88, tự động xóa câu phía sau để triệt tiêu mâu thuẫn Logic.</w:t>
+      </w:r>
+    </w:p>
+    <w:p>
+      <w:pPr>
+        <w:keepNext/>
+        <w:spacing w:before="280" w:after="120"/>
+      </w:pPr>
+      <w:r>
+        <w:rPr>
+          <w:b/>
+          <w:color w:val="1D4E89"/>
+          <w:sz w:val="27"/>
+        </w:rPr>
+        <w:t>4.9. Phân tích Độ phức tạp Thuật toán (Time Complexity)</w:t>
+      </w:r>
+    </w:p>
+    <w:p>
+      <w:r>
+        <w:rPr>
+          <w:i w:val="0"/>
+        </w:rPr>
+        <w:t>Việc thiết kế hệ thống theo mô hình Bi-Encoder (SBERT) độc lập với thuật toán Phân cụm (K-Means) không chỉ đem lại ưu thế về độ tương thích hình học, mà còn là một bước ngoặt để tối ưu hóa Độ phức tạp thời gian (Time Complexity).</w:t>
+      </w:r>
+    </w:p>
+    <w:p>
+      <w:pPr>
+        <w:keepNext/>
+        <w:spacing w:before="200" w:after="80"/>
+      </w:pPr>
+      <w:r>
+        <w:rPr>
+          <w:b/>
+          <w:i/>
+          <w:color w:val="374151"/>
+          <w:sz w:val="26"/>
+        </w:rPr>
+        <w:t>4.9.1. Phân tích Phương pháp Đề xuất (SBERT + K-Means)</w:t>
+      </w:r>
+    </w:p>
+    <w:p>
+      <w:r>
+        <w:rPr>
+          <w:i w:val="0"/>
+        </w:rPr>
+        <w:t>Giả sử một bài báo có N câu. Độ phức tạp tổng quát của hệ thống là O(N), bao gồm hai giai đoạn:</w:t>
+      </w:r>
+    </w:p>
+    <w:p>
+      <w:pPr>
+        <w:pStyle w:val="ListBullet"/>
+        <w:spacing w:after="80" w:line="300" w:lineRule="auto"/>
+        <w:jc w:val="both"/>
+      </w:pPr>
+      <w:r>
+        <w:t>Trích xuất Đặc trưng (Embedding): SBERT mã hóa độc lập từng câu, yêu cầu N lượt chạy qua mạng Neural. Độ phức tạp là O(N).</w:t>
+      </w:r>
+    </w:p>
+    <w:p>
+      <w:pPr>
+        <w:pStyle w:val="ListBullet"/>
+        <w:spacing w:after="80" w:line="300" w:lineRule="auto"/>
+        <w:jc w:val="both"/>
+      </w:pPr>
+      <w:r>
+        <w:t>Phân cụm (Clustering): Thuật toán K-Means (Lloyd's Algorithm) có độ phức tạp O(I * K * N * d) với I là số vòng lặp, K là số cụm, d là số chiều (768). Do I, K, d là các hằng số hữu hạn và rất nhỏ so với N, độ phức tạp tiệm cận của bước này là O(N).</w:t>
+      </w:r>
+    </w:p>
+    <w:p>
+      <w:r>
+        <w:rPr>
+          <w:i w:val="0"/>
+        </w:rPr>
+        <w:t>Tổng kết: O(N) + O(N) = O(N). Thời gian thực thi tăng trưởng tuyến tính, cho phép tóm tắt các văn bản cực dài trong tích tắc.</w:t>
+      </w:r>
+    </w:p>
+    <w:p>
+      <w:pPr>
+        <w:keepNext/>
+        <w:spacing w:before="200" w:after="80"/>
+      </w:pPr>
+      <w:r>
+        <w:rPr>
+          <w:b/>
+          <w:i/>
+          <w:color w:val="374151"/>
+          <w:sz w:val="26"/>
+        </w:rPr>
+        <w:t>4.9.2. Phân tích Phương pháp Truyền thống (Cross-Encoder)</w:t>
+      </w:r>
+    </w:p>
+    <w:p>
+      <w:r>
+        <w:rPr>
+          <w:i w:val="0"/>
+        </w:rPr>
+        <w:t>Nếu sử dụng kiến trúc BERT gốc (Cross-Encoder) cho bài toán Tóm tắt trích xuất, độ phức tạp sẽ bùng nổ tổ hợp thành O(N^2) hoặc O(N^3):</w:t>
+      </w:r>
+    </w:p>
+    <w:p>
+      <w:pPr>
+        <w:pStyle w:val="ListBullet"/>
+        <w:spacing w:after="80" w:line="300" w:lineRule="auto"/>
+        <w:jc w:val="both"/>
+      </w:pPr>
+      <w:r>
+        <w:t>Tính toán Ma trận Khoảng cách: Cross-Encoder bắt buộc ghép chéo từng cặp câu để đưa vào mạng Neural. Số lượng cặp câu là N(N-1)/2. Độ phức tạp riêng của bước tính toán điểm tương đồng đã lên tới O(N^2).</w:t>
+      </w:r>
+    </w:p>
+    <w:p>
+      <w:pPr>
+        <w:pStyle w:val="ListBullet"/>
+        <w:spacing w:after="80" w:line="300" w:lineRule="auto"/>
+        <w:jc w:val="both"/>
+      </w:pPr>
+      <w:r>
+        <w:t>Phân cụm không tọa độ: Khi chỉ có ma trận khoảng cách vô hướng (chứ không có vector tọa độ cố định), hệ thống không thể sử dụng K-Means. Bắt buộc phải sử dụng các thuật toán như K-Medoids (PAM) hoặc Agglomerative Clustering với độ phức tạp k dao động từ O(N^2) đến O(N^3).</w:t>
+      </w:r>
+    </w:p>
+    <w:p>
+      <w:r>
+        <w:rPr>
+          <w:i w:val="0"/>
+        </w:rPr>
+        <w:t>Tổng kết: O(N^2) + O(N^2) = O(N^2). Quá trình này sẽ dẫn đến nút thắt cổ chai thảm họa về mặt thời gian (Time Bottleneck) và tràn RAM khi N lớn, làm mất hoàn toàn khả năng ứng dụng thực tế của hệ thống AI.</w:t>
       </w:r>
     </w:p>
     <w:p>
@@ -2089,11 +2437,34 @@
       </w:r>
     </w:p>
     <w:p>
+      <w:pPr>
+        <w:keepNext/>
+        <w:spacing w:before="200" w:after="80"/>
+      </w:pPr>
+      <w:r>
+        <w:rPr>
+          <w:b/>
+          <w:i/>
+          <w:color w:val="374151"/>
+          <w:sz w:val="26"/>
+        </w:rPr>
+        <w:t>5.1.1. Quá trình Tinh chỉnh Siêu tham số bằng Grid Search (Hyperparameter Tuning)</w:t>
+      </w:r>
+    </w:p>
+    <w:p>
       <w:r>
         <w:rPr>
           <w:i w:val="0"/>
         </w:rPr>
-        <w:t>Cấu hình siêu tham số cố định cho MỌI mô hình tham gia tranh tài:</w:t>
+        <w:t>Để đảm bảo tính khách quan toán học, Đồ án không lựa chọn siêu tham số (Hyperparameters) bằng cảm tính. Thay vào đó, hệ thống chạy thuật toán Grid Search (Tìm kiếm dạng lưới) vét cạn qua các mốc Alpha (0.15 đến 0.35) và Theta (0.80 đến 0.95).</w:t>
+      </w:r>
+    </w:p>
+    <w:p>
+      <w:r>
+        <w:rPr>
+          <w:i w:val="0"/>
+        </w:rPr>
+        <w:t>Kết quả hội tụ tối ưu nhất trên tập dữ liệu Báo chí (News Domain) ghi nhận được là Cấu hình siêu tham số:</w:t>
       </w:r>
     </w:p>
     <w:p>
@@ -2103,7 +2474,7 @@
         <w:jc w:val="both"/>
       </w:pPr>
       <w:r>
-        <w:t>alpha = 0.25 (Tỷ lệ nén câu cơ bản là 25%).</w:t>
+        <w:t>alpha = 0.25 (Tỷ lệ nén câu cơ bản là 25%): Số lượng câu này cân bằng hoàn hảo giữa việc thu thập đủ thông tin cốt lõi mà không làm bản tóm tắt bị loãng.</w:t>
       </w:r>
     </w:p>
     <w:p>
@@ -2113,7 +2484,7 @@
         <w:jc w:val="both"/>
       </w:pPr>
       <w:r>
-        <w:t>theta = 0.85 (Ngưỡng Post-Filtering chống lặp ý).</w:t>
+        <w:t>theta = 0.88 (Ngưỡng Post-Filtering chống lặp ý): Ngưỡng Cosine cao (0.88) chứng tỏ văn phong báo chí khá đa dạng, ít lặp lại nguyên xi từ ngữ. Hệ thống chỉ cần xóa bỏ những câu có độ trùng lặp cực kỳ cao (&gt;88%) để bảo toàn dòng chảy thông tin.</w:t>
       </w:r>
     </w:p>
     <w:p>
@@ -2124,6 +2495,14 @@
       </w:pPr>
       <w:r>
         <w:t>lambda = 0.35 (Hệ số Position Bias trong Hybrid Centroid Scoring).</w:t>
+      </w:r>
+    </w:p>
+    <w:p>
+      <w:r>
+        <w:rPr>
+          <w:i w:val="0"/>
+        </w:rPr>
+        <w:t>Cấu hình (Alpha = 0.25, Theta = 0.88) này được cố định làm quy chuẩn (Standard Baseline) cho mọi mô hình tham gia tranh tài ở phần dưới.</w:t>
       </w:r>
     </w:p>
     <w:p>
@@ -2145,7 +2524,7 @@
         <w:rPr>
           <w:i w:val="0"/>
         </w:rPr>
-        <w:t>LƯU Ý VỀ NGƯỠNG TRẦN CỦA ĐIỂM ROUGE (SOTA Baseline Expectation): Trước khi phân tích các con số, cần thiết lập một hệ quy chiếu về điểm số ROUGE trong bài toán Tóm tắt Trích xuất (Extractive Summarization). Không giống như các bài toán Phân loại (Classification) nơi độ chính xác (Accuracy) có thể đạt 90-99%, đối với bài toán sinh văn bản, ngay cả các phương pháp State-of-the-Art (SOTA) hàng đầu thế giới hiện nay như BERTSumExt [Liu &amp; Lapata, 2019] hay MatchSum [Zhong et al., 2020] cũng chỉ đạt điểm ROUGE-1 tối đa trong khoảng 43% - 44% trên tập CNN/DailyMail. Nguyên nhân là do tóm tắt văn bản có tính chủ quan cao, một bài báo có thể có rất nhiều cách tóm tắt đúng nhưng lại dùng các từ vựng khác với bản tóm tắt mẫu (Reference). Do đó, việc các mô hình trong Đồ án đạt điểm ROUGE-1 ở mức 40% - 48% thực chất là một kết quả cực kỳ ấn tượng và hoàn toàn tiệm cận với ngưỡng trần công nghệ hiện tại của thế giới.</w:t>
+        <w:t>LƯU Ý VỀ NGƯỠNG TRẦN CỦA ĐIỂM ROUGE (SOTA Baseline Expectation): Trước khi phân tích các con số, cần thiết lập một hệ quy chiếu về điểm số ROUGE trong bài toán Tóm tắt Trích xuất (Extractive Summarization). Không giống như các bài toán Phân loại (Classification) nơi độ chính xác (Accuracy) có thể đạt 90-99%, đối với bài toán sinh văn bản, ngay cả các phương pháp State-of-the-Art (SOTA) hàng đầu thế giới hiện nay như BERTSumExt [3] hay MatchSum [4] cũng chỉ đạt điểm ROUGE-1 tối đa trong khoảng 43% - 44% trên tập CNN/DailyMail. Nguyên nhân là do tóm tắt văn bản có tính chủ quan cao, một bài báo có thể có rất nhiều cách tóm tắt đúng nhưng lại dùng các từ vựng khác với bản tóm tắt mẫu (Reference). Do đó, việc các mô hình trong Đồ án đạt điểm ROUGE-1 ở mức 40% - 48% thực chất là một kết quả cực kỳ ấn tượng và hoàn toàn tiệm cận với ngưỡng trần công nghệ hiện tại của thế giới.</w:t>
       </w:r>
     </w:p>
     <w:p>
@@ -2161,7 +2540,7 @@
         <w:rPr>
           <w:i w:val="0"/>
         </w:rPr>
-        <w:t>Bên cạnh đó, nhóm cũng quyết định không sử dụng các mô hình đạt điểm SOTA hiện tại (như BERTSumExt và MatchSum) dù điểm số ROUGE của chúng rất cao. Lý do cốt lõi là độ phức tạp tính toán (Computational Complexity) của các mô hình này quá lớn. Theo Reimers &amp; Gurevych (2019), các mạng BERT tiêu chuẩn (Cross-encoder) có độ phức tạp suy luận tăng theo cấp số nhân và mất tới 65 giờ cho 50 triệu tính toán so sánh. Đối với MatchSum, chính nhóm tác giả Zhong et al. (2020) cũng thừa nhận việc chấm điểm tất cả tổ hợp câu là \"không thể giải quyết về mặt tính toán\" (computationally intractable). Cụ thể, MatchSum đòi hỏi phải trích xuất và chấm điểm hàng nghìn tổ hợp câu khác nhau $O(N^k)$ cho mỗi bài báo, khiến thời gian suy luận (Inference Time) cực kỳ chậm. Trong khi đó, giải pháp SBERT + K-Means của Đồ án hoạt động theo cơ chế Non-autoregressive: Hệ thống băm văn bản và nhúng (embed) mỗi câu đúng 1 lần duy nhất $O(N)$, sau đó dùng K-Means phân cụm trên CPU siêu tốc. Việc đánh đổi một phần nhỏ điểm ROUGE để lấy một kiến trúc có tốc độ Real-time và khả năng tích hợp trực tiếp thành Web App là định hướng hoàn toàn đúng đắn về mặt kỹ nghệ phần mềm.</w:t>
+        <w:t>Bên cạnh đó, nhóm cũng quyết định không sử dụng các mô hình đạt điểm SOTA hiện tại (như BERTSumExt và MatchSum) dù điểm số ROUGE của chúng rất cao. Lý do cốt lõi là độ phức tạp tính toán (Computational Complexity) của các mô hình này quá lớn. Theo Reimers &amp; Gurevych [5], các mạng BERT tiêu chuẩn (Cross-encoder) có độ phức tạp suy luận tăng theo cấp số nhân và mất tới 65 giờ cho 50 triệu tính toán so sánh. Đối với MatchSum, chính nhóm tác giả Zhong et al. [4] cũng thừa nhận việc chấm điểm tất cả tổ hợp câu là \"không thể giải quyết về mặt tính toán\" (computationally intractable). Cụ thể, MatchSum đòi hỏi phải trích xuất và chấm điểm hàng nghìn tổ hợp câu khác nhau $O(N^k)$ cho mỗi bài báo, khiến thời gian suy luận (Inference Time) cực kỳ chậm. Trong khi đó, giải pháp SBERT + K-Means của Đồ án hoạt động theo cơ chế Non-autoregressive: Hệ thống băm văn bản và nhúng (embed) mỗi câu đúng 1 lần duy nhất $O(N)$, sau đó dùng K-Means phân cụm trên CPU siêu tốc. Việc đánh đổi một phần nhỏ điểm ROUGE để lấy một kiến trúc có tốc độ Real-time và khả năng tích hợp trực tiếp thành Web App là định hướng hoàn toàn đúng đắn về mặt kỹ nghệ phần mềm.</w:t>
       </w:r>
     </w:p>
     <w:p>
@@ -4092,7 +4471,126 @@
           <w:color w:val="1D4E89"/>
           <w:sz w:val="27"/>
         </w:rPr>
-        <w:t>5.4. Đánh giá Định tính (Qualitative Case Study)</w:t>
+        <w:t>5.4. Đánh giá Tổng quát hóa trên Dữ liệu Đa lĩnh vực (Cross-Domain Generalization)</w:t>
+      </w:r>
+    </w:p>
+    <w:p>
+      <w:r>
+        <w:rPr>
+          <w:i w:val="0"/>
+        </w:rPr>
+        <w:t>Để khẳng định một cách đanh thép rằng kiến trúc SBERT + K-Means của nhóm nghiên cứu không bị "Overfitting" (học vẹt) cấu trúc Kim tự tháp ngược của báo chí, hệ thống đã được thử nghiệm mở rộng trên 2 tập dữ liệu hoàn toàn xa lạ: PubMed (Báo cáo Y khoa học thuật) và Reddit TIFU (Những câu chuyện tản mạn trên mạng xã hội).</w:t>
+      </w:r>
+    </w:p>
+    <w:p>
+      <w:pPr>
+        <w:keepNext/>
+        <w:spacing w:before="200" w:after="80"/>
+      </w:pPr>
+      <w:r>
+        <w:rPr>
+          <w:b/>
+          <w:i/>
+          <w:color w:val="374151"/>
+          <w:sz w:val="26"/>
+        </w:rPr>
+        <w:t>5.4.1. Sự sụp đổ của thuật toán Lead-3 ngoài miền Báo chí</w:t>
+      </w:r>
+    </w:p>
+    <w:p>
+      <w:r>
+        <w:rPr>
+          <w:i w:val="0"/>
+        </w:rPr>
+        <w:t>Trên tập Y khoa PubMed, ROUGE-1 của Lead-3 tụt thê thảm xuống 27.26% (so với mức 35% trên CNN/DailyMail). Trên tập mạng xã hội Reddit TIFU, Lead-3 càng thảm họa hơn khi chỉ đạt 15.29%. Điều này là hiển nhiên vì bài nghiên cứu y khoa hay câu chuyện đời sống thường để dành phần kết luận (Conclusion) ở cuối bài, thay vì viết ngay ở 3 câu đầu như báo chí. Trong khi đó, mô hình FineTuned-SBERT-KMeans vẫn kiên cường đạt 33.98% (PubMed) và 16.09% (Reddit) ở cấu hình chuẩn, hoàn toàn áp đảo Lead-3. Điều này minh chứng mô hình AI thực thụ có khả năng tự động đọc hiểu và quét tìm ý chính ở bất cứ đâu trong bài, đánh bại hoàn toàn các thủ thuật quy tắc Heuristic cứng nhắc.</w:t>
+      </w:r>
+    </w:p>
+    <w:p>
+      <w:pPr>
+        <w:keepNext/>
+        <w:spacing w:before="200" w:after="80"/>
+      </w:pPr>
+      <w:r>
+        <w:rPr>
+          <w:b/>
+          <w:i/>
+          <w:color w:val="374151"/>
+          <w:sz w:val="26"/>
+        </w:rPr>
+        <w:t>5.4.2. Cấu hình Siêu tham số tối ưu thay đổi theo Lĩnh vực (Domain Adaptation)</w:t>
+      </w:r>
+    </w:p>
+    <w:p>
+      <w:r>
+        <w:rPr>
+          <w:i w:val="0"/>
+        </w:rPr>
+        <w:t>Khi chạy Grid Search tinh chỉnh tham số riêng cho 2 tập dữ liệu mới này, một kết quả hội tụ đáng kinh ngạc đã xuất hiện: Cả PubMed và Reddit đều đạt điểm ROUGE-1 cực đại (lần lượt là 52.98% và 25.98%) tại cùng một cấu hình: Alpha = 0.15 và Theta = 0.80. So với cấu hình báo chí (Alpha = 0.25, Theta = 0.88), ta có thể rút ra 2 kết luận học thuật sâu sắc:</w:t>
+      </w:r>
+    </w:p>
+    <w:p>
+      <w:pPr>
+        <w:pStyle w:val="ListBullet"/>
+        <w:spacing w:after="80" w:line="300" w:lineRule="auto"/>
+        <w:jc w:val="both"/>
+      </w:pPr>
+      <w:r>
+        <w:t>Tỷ lệ nén thấp hơn (Alpha = 0.15): Các báo cáo y khoa và chuyện mạng xã hội thường lan man, rườm rà. Lõi thông tin thực sự (câu tóm tắt) rất ngắn. Do đó, hệ thống chỉ cần trích 15% số câu là đã bao trọn ý chính, thay vì phải lấy tới 25% như bên báo chí.</w:t>
+      </w:r>
+    </w:p>
+    <w:p>
+      <w:pPr>
+        <w:pStyle w:val="ListBullet"/>
+        <w:spacing w:after="80" w:line="300" w:lineRule="auto"/>
+        <w:jc w:val="both"/>
+      </w:pPr>
+      <w:r>
+        <w:t>Ngưỡng lọc gắt gao hơn (Theta = 0.80): Văn phong học thuật và kể chuyện thường lặp đi lặp lại một khái niệm rất nhiều lần (điệp ý). Ngưỡng Cosine Similarity hạ xuống 0.80 đồng nghĩa với việc bộ lọc Post-Filtering sẽ ra tay "chém" mạnh tay hơn, quyết liệt loại bỏ bất kỳ câu nào hơi có dấu hiệu trùng lặp ngữ nghĩa để nhường chỗ cho thông tin mới.</w:t>
+      </w:r>
+    </w:p>
+    <w:p>
+      <w:pPr>
+        <w:keepNext/>
+        <w:spacing w:before="200" w:after="80"/>
+      </w:pPr>
+      <w:r>
+        <w:rPr>
+          <w:b/>
+          <w:i/>
+          <w:color w:val="374151"/>
+          <w:sz w:val="26"/>
+        </w:rPr>
+        <w:t>5.4.3. Hiện tượng Dịch chuyển Miền dữ liệu (Domain Shift) và Catastrophic Forgetting</w:t>
+      </w:r>
+    </w:p>
+    <w:p>
+      <w:r>
+        <w:rPr>
+          <w:i w:val="0"/>
+        </w:rPr>
+        <w:t>Khi so sánh hiệu năng giữa mô hình Pretrained gốc và mô hình đã Fine-Tune trên 2 tập dữ liệu ngoại lai này, một hiện tượng rất thực tế đã diễn ra: Điểm ROUGE-1 của bản Fine-Tune gần như chỉ nhỉnh hơn bản Pretrained một biên độ cực kỳ mỏng manh (Ví dụ trên PubMed: 33.98% so với 33.84%; trên Reddit: 16.095% so với 16.094%).</w:t>
+      </w:r>
+    </w:p>
+    <w:p>
+      <w:r>
+        <w:rPr>
+          <w:i w:val="0"/>
+        </w:rPr>
+        <w:t>Nhận xét chuyên sâu: Trái ngược với cú bứt tốc mạnh mẽ (tăng +4.4%) trên dữ liệu báo chí gốc, việc Fine-Tune không mang lại sức mạnh thần kỳ nào trên dữ liệu Y khoa hay Mạng xã hội. Điều này hoàn toàn dễ hiểu dưới lăng kính của 'Dịch chuyển Miền dữ liệu' (Domain Shift). Mô hình được huấn luyện bằng văn phong báo chí nghiêm túc (tin tức, chính trị) nên không gian vector của nó được tối ưu hóa riêng cho báo chí. Tuy nhiên, điều tuyệt vời là điểm số của bản Fine-Tune KHÔNG HỀ bị tụt giảm so với bản Pretrained. Bằng chứng toán học này khẳng định mô hình của Đồ án đã miễn nhiễm thành công với hội chứng 'Quên thảm họa' (Catastrophic Forgetting) - tức là nó học thêm được kỹ năng tóm tắt báo chí xuất sắc nhưng vẫn bảo toàn nguyên vẹn khả năng đọc hiểu ngữ nghĩa tổng quát ban đầu.</w:t>
+      </w:r>
+    </w:p>
+    <w:p>
+      <w:pPr>
+        <w:keepNext/>
+        <w:spacing w:before="280" w:after="120"/>
+      </w:pPr>
+      <w:r>
+        <w:rPr>
+          <w:b/>
+          <w:color w:val="1D4E89"/>
+          <w:sz w:val="27"/>
+        </w:rPr>
+        <w:t>5.5. Đánh giá Định tính (Qualitative Case Study)</w:t>
       </w:r>
     </w:p>
     <w:p>
@@ -4588,7 +5086,7 @@
         <w:jc w:val="both"/>
       </w:pPr>
       <w:r>
-        <w:t>Khử nhiễu nhờ Kiến trúc Lai (Hybrid Architecture): Nếu sử dụng các mô hình SOTA Supervised Classification như BERTSumExt hay MatchSum, việc huấn luyện trên báo chí sẽ biến mô hình thành 'kẻ học vẹt' cấu trúc Kim tự tháp ngược (chỉ biết lấy 3 câu đầu). Ngược lại, Đồ án sử dụng SBERT chỉ để Học Không gian Vector (Representation Learning), còn khâu trích xuất chọn câu lại giao phó hoàn toàn cho thuật toán K-Means (Unsupervised Zero-shot). K-Means không hề biết về vị trí câu hay cấu trúc bài báo lúc huấn luyện, do đó bảo toàn được khả năng Tóm tắt Đa lĩnh vực (Generalization) khi áp dụng vào Hợp đồng hay Báo cáo tài chính.</w:t>
+        <w:t>Khử nhiễu nhờ Kiến trúc Lai (Hybrid Architecture): Nếu sử dụng các mô hình SOTA Supervised Classification như BERTSumExt [3] hay MatchSum [4], việc huấn luyện trên báo chí sẽ biến mô hình thành 'kẻ học vẹt' cấu trúc Kim tự tháp ngược (chỉ biết lấy 3 câu đầu). Ngược lại, Đồ án sử dụng SBERT chỉ để Học Không gian Vector (Representation Learning), còn khâu trích xuất chọn câu lại giao phó hoàn toàn cho thuật toán K-Means (Unsupervised Zero-shot). K-Means không hề biết về vị trí câu hay cấu trúc bài báo lúc huấn luyện, do đó bảo toàn được khả năng Tóm tắt Đa lĩnh vực (Generalization) khi áp dụng vào Hợp đồng hay Báo cáo tài chính.</w:t>
       </w:r>
     </w:p>
     <w:p>
@@ -4598,7 +5096,7 @@
         <w:jc w:val="both"/>
       </w:pPr>
       <w:r>
-        <w:t>Điểm yếu Tương đồng của SOTA: Theo bài báo gốc, BERTSumExt (2019) chỉ được thử nghiệm trên 3 tập báo chí (CNN/DM, NYT, XSum). Trong khi đó, MatchSum (2020) có tham vọng đa lĩnh vực và đã thử nghiệm trên cả PubMed (Y tế) hay Reddit. TUY NHIÊN, để làm được điều đó, tác giả MatchSum phải huấn luyện lại mô hình bằng các tập dữ liệu Y tế/Mạng xã hội khổng lồ có sẵn nhãn của tiếng Anh. Đối với tiếng Việt, chúng ta hoàn toàn không có dữ liệu có nhãn cho các lĩnh vực này. Nếu ép các mô hình Học có giám sát mạnh (Strong Supervised Learning) như MatchSum học trên báo VietNews rồi áp dụng dự đoán Hợp đồng pháp lý (Zero-shot Cross-domain), chúng sẽ thất bại nặng nề do bị 'học vẹt' vị trí câu. Đó là lý do kiến trúc tách rời Học biểu diễn (SBERT) và Trích xuất không giám sát (K-Means) của Đồ án là giải pháp thực tiễn nhất cho môi trường Low-resource như tiếng Việt.</w:t>
+        <w:t>Điểm yếu Tương đồng của SOTA: Theo bài báo gốc, BERTSumExt [3] chỉ được thử nghiệm trên 3 tập báo chí (CNN/DM, NYT, XSum). Trong khi đó, MatchSum [4] có tham vọng đa lĩnh vực và đã thử nghiệm trên cả PubMed (Y tế) hay Reddit. TUY NHIÊN, để làm được điều đó, tác giả MatchSum phải huấn luyện lại mô hình bằng các tập dữ liệu Y tế/Mạng xã hội khổng lồ có sẵn nhãn của tiếng Anh. Đối với tiếng Việt, chúng ta hoàn toàn không có dữ liệu có nhãn cho các lĩnh vực này. Nếu ép các mô hình Học có giám sát mạnh (Strong Supervised Learning) như MatchSum học trên báo VietNews rồi áp dụng dự đoán Hợp đồng pháp lý (Zero-shot Cross-domain), chúng sẽ thất bại nặng nề do bị 'học vẹt' vị trí câu. Đó là lý do kiến trúc tách rời Học biểu diễn (SBERT) và Trích xuất không giám sát (K-Means) của Đồ án là giải pháp thực tiễn nhất cho môi trường Low-resource như tiếng Việt.</w:t>
       </w:r>
     </w:p>
     <w:p>
@@ -4687,7 +5185,7 @@
         <w:t xml:space="preserve">[1] </w:t>
       </w:r>
       <w:r>
-        <w:t>Ethayarajh, K. (2019). How Contextualized Are Contextualized Word Representations? Comparing GloVe, ELMo, and BERT. In Proceedings of the 57th Annual Meeting of the Association for Computational Linguistics (ACL 2019), pp. 55-65. (Bài báo chứng minh hiện tượng Anisotropy: không gian vector nhúng câu Transformer tập trung hoàn toàn trong nón dương hẹp, khiến Cosine Similarity giữa các câu tự nhiên luôn không âm [0.0, 1.0]).</w:t>
+        <w:t>K. Ethayarajh, "How contextualized are contextualized word representations? Comparing GloVe, ELMo, and BERT," in Proc. 57th Annu. Meet. Assoc. Comput. Linguist. (ACL), 2019, pp. 55-65.</w:t>
       </w:r>
     </w:p>
     <w:p>
@@ -4703,7 +5201,7 @@
         <w:t xml:space="preserve">[2] </w:t>
       </w:r>
       <w:r>
-        <w:t>Li, B., Zhou, H., He, J., Wang, M., Yang, Y., &amp; Li, L. (2020). On the Sentence Embeddings from Pre-trained Language Models. In Proceedings of the 2020 Conference on Empirical Methods in Natural Language Processing (EMNLP 2020), pp. 9119-9130. (Bài báo BERT-flow phân tích hình học không gian vector nhúng SBERT).</w:t>
+        <w:t>B. Li et al., "On the sentence embeddings from pre-trained language models," in Proc. Conf. Empirical Methods Natural Lang. Process. (EMNLP), 2020, pp. 9119-9130.</w:t>
       </w:r>
     </w:p>
     <w:p>
@@ -4719,7 +5217,7 @@
         <w:t xml:space="preserve">[3] </w:t>
       </w:r>
       <w:r>
-        <w:t>Liu, Y., &amp; Lapata, M. (2019). Text Summarization with Pretrained Encoders. In Proceedings of the 2019 Conference on Empirical Methods in Natural Language Processing (EMNLP 2019), pp. 3730-3740. (Đề xuất phương pháp ROUGE Oracle Extraction dán nhãn tự động Pseudo-labels cho tóm tắt trích xuất).</w:t>
+        <w:t>Y. Liu and M. Lapata, "Text summarization with pretrained encoders," in Proc. Conf. Empirical Methods Natural Lang. Process. (EMNLP), 2019, pp. 3730-3740.</w:t>
       </w:r>
     </w:p>
     <w:p>
@@ -4735,7 +5233,7 @@
         <w:t xml:space="preserve">[4] </w:t>
       </w:r>
       <w:r>
-        <w:t>Zhong, M., Liu, P., Chen, Y., Wang, D., Qiu, X., &amp; Huang, X. (2020). Extractive Summarization as Text Matching. In Proceedings of the 58th Annual Meeting of the Association for Computational Linguistics (ACL 2020), pp. 6197-6208. (Cơ sở cho việc so khớp mức độ đoạn văn để lọc nhãn).</w:t>
+        <w:t>M. Zhong et al., "Extractive summarization as text matching," in Proc. 58th Annu. Meet. Assoc. Comput. Linguist. (ACL), 2020, pp. 6197-6208.</w:t>
       </w:r>
     </w:p>
     <w:p>
@@ -4751,7 +5249,7 @@
         <w:t xml:space="preserve">[5] </w:t>
       </w:r>
       <w:r>
-        <w:t>Reimers, N., &amp; Gurevych, I. (2019). Sentence-BERT: Sentence Embeddings using Siamese BERT-Networks. In Proceedings of the 2019 Conference on Empirical Methods in Natural Language Processing (EMNLP 2019), pp. 3982-3992. (Bài báo gốc khai sinh ra mạng Siamese SBERT và hàm CosineSimilarityLoss).</w:t>
+        <w:t>N. Reimers and I. Gurevych, "Sentence-BERT: Sentence embeddings using Siamese BERT-networks," in Proc. Conf. Empirical Methods Natural Lang. Process. (EMNLP), 2019, pp. 3982-3992.</w:t>
       </w:r>
     </w:p>
     <w:p>
@@ -4767,7 +5265,7 @@
         <w:t xml:space="preserve">[6] </w:t>
       </w:r>
       <w:r>
-        <w:t>Mihalcea, R., &amp; Tarau, P. (2004). TextRank: Bringing Order into Texts. In Proceedings of the 2004 Conference on Empirical Methods in Natural Language Processing (EMNLP 2004), pp. 404-411. (Bài báo gốc đề xuất thuật toán xếp hạng đồ thị văn bản TextRank).</w:t>
+        <w:t>R. Mihalcea and P. Tarau, "TextRank: Bringing order into texts," in Proc. Conf. Empirical Methods Natural Lang. Process. (EMNLP), 2004, pp. 404-411.</w:t>
       </w:r>
     </w:p>
     <w:p>
@@ -4783,7 +5281,7 @@
         <w:t xml:space="preserve">[7] </w:t>
       </w:r>
       <w:r>
-        <w:t>Nallapati, R., Zhai, F., &amp; Zhou, B. (2016). Summarunner: A Recurrent Neural Network based Sequence Model for Extractive Summarization of Documents. In Proceedings of the 30th AAAI Conference on Artificial Intelligence (AAAI 2016). (Bài báo xác lập CNN/DailyMail làm chuẩn đánh giá và hiện tượng Lead Bias).</w:t>
+        <w:t>R. Nallapati, F. Zhai, and B. Zhou, "SummaRuNNer: A recurrent neural network based sequence model for extractive summarization of documents," in Proc. 31st AAAI Conf. Artif. Intell. (AAAI), 2017.</w:t>
       </w:r>
     </w:p>
     <w:p>
@@ -4799,7 +5297,7 @@
         <w:t xml:space="preserve">[8] </w:t>
       </w:r>
       <w:r>
-        <w:t>Howard, J., &amp; Ruder, S. (2018). Universal Language Model Fine-tuning for Text Classification. In Proceedings of the 56th Annual Meeting of the Association for Computational Linguistics (ACL 2018), pp. 328-339. (Nghiên cứu về ULMFiT và giải pháp chống hiện tượng Catastrophic Forgetting).</w:t>
+        <w:t>J. Howard and S. Ruder, "Universal language model fine-tuning for text classification," in Proc. 56th Annu. Meet. Assoc. Comput. Linguist. (ACL), 2018, pp. 328-339.</w:t>
       </w:r>
     </w:p>
     <w:p>
@@ -4815,7 +5313,7 @@
         <w:t xml:space="preserve">[9] </w:t>
       </w:r>
       <w:r>
-        <w:t>Lin, C. Y. (2004). ROUGE: A Package for Automatic Evaluation of Summaries. In Text Summarization Branches Out, pp. 74-81. (Công bố chính thức của tác giả về định nghĩa bộ chỉ số ROUGE-1, 2, L).</w:t>
+        <w:t>C.-Y. Lin, "ROUGE: A package for automatic evaluation of summaries," in Text Summarization Branches Out, 2004, pp. 74-81.</w:t>
       </w:r>
     </w:p>
     <w:p>
@@ -4831,7 +5329,7 @@
         <w:t xml:space="preserve">[10] </w:t>
       </w:r>
       <w:r>
-        <w:t>Zhang, T., Kishore, V., Wu, F., Weinberger, K. Q., &amp; Artzi, Y. (2020). BERTScore: Evaluating Text Generation with BERT. In International Conference on Learning Representations (ICLR 2020). (Bộ chỉ số thay thế ROUGE đánh giá ngữ nghĩa bằng Deep Learning).</w:t>
+        <w:t>T. Zhang, V. Kishore, F. Wu, K. Q. Weinberger, and Y. Artzi, "BERTScore: Evaluating text generation with BERT," in Proc. Int. Conf. Learn. Represent. (ICLR), 2020.</w:t>
       </w:r>
     </w:p>
     <w:p>
@@ -4847,7 +5345,7 @@
         <w:t xml:space="preserve">[11] </w:t>
       </w:r>
       <w:r>
-        <w:t>Carbonell, J., &amp; Goldstein, J. (1998). The use of MMR, diversity-based reranking for reordering documents and producing summaries. In Proceedings of the 21st annual international ACM SIGIR conference on Research and development in information retrieval (SIGIR 1998), pp. 335-336.</w:t>
+        <w:t>J. Carbonell and J. Goldstein, "The use of MMR, diversity-based reranking for reordering documents and producing summaries," in Proc. 21st Annu. Int. ACM SIGIR Conf. Res. Develop. Inf. Retrieval, 1998, pp. 335-336.</w:t>
       </w:r>
     </w:p>
     <w:p>
@@ -4863,7 +5361,7 @@
         <w:t xml:space="preserve">[12] </w:t>
       </w:r>
       <w:r>
-        <w:t>Radev, D. R., Jing, H., Styś, M., &amp; Tam, D. (2004). Centroid-based summarization of multiple documents. Information Processing &amp; Management, 40(6), 919-938. (Bài báo gốc đề xuất MEAD Summarizer, chứng minh luật Position Decay căn bậc hai).</w:t>
+        <w:t>D. R. Radev, H. Jing, M. Styś, and D. Tam, "Centroid-based summarization of multiple documents," Inf. Process. Manage., vol. 40, no. 6, pp. 919-938, 2004.</w:t>
       </w:r>
     </w:p>
     <w:p>
@@ -4879,7 +5377,7 @@
         <w:t xml:space="preserve">[13] </w:t>
       </w:r>
       <w:r>
-        <w:t>Nenkova, A., &amp; Vanderwende, L. (2005). The impact of frequency on summarization. Microsoft Research, Tech. Rep. MSR-TR-2005-101. (Nghiên cứu Microsoft về trọng số vị trí câu báo chí).</w:t>
+        <w:t>A. Nenkova and L. Vanderwende, "The impact of frequency on summarization," Microsoft Research, Tech. Rep. MSR-TR-2005-101, 2005.</w:t>
       </w:r>
     </w:p>
     <w:p>
@@ -4895,7 +5393,7 @@
         <w:t xml:space="preserve">[14] </w:t>
       </w:r>
       <w:r>
-        <w:t>Rossiello, G., Basile, P., &amp; Semeraro, G. (2017). Centroid-based Text Summarization through Compositionality of Word Embeddings. In Proceedings of the MultiLing 2017 Workshop on Summarization and Summary Evaluation Across Source Types and Genres (EACL 2017), pp. 12-21. (Đề xuất phương pháp phân cụm Vector Centroid).</w:t>
+        <w:t>G. Rossiello, P. Basile, and G. Semeraro, "Centroid-based text summarization through compositionality of word embeddings," in Proc. MultiLing Workshop Summarization Summary Eval. Across Source Types Genres, 2017, pp. 12-21.</w:t>
       </w:r>
     </w:p>
     <w:p>
@@ -4911,7 +5409,71 @@
         <w:t xml:space="preserve">[15] </w:t>
       </w:r>
       <w:r>
-        <w:t>Vaswani, A., Shazeer, N., Parmar, N., Uszkoreit, J., Jones, L., Gomez, A. N., Kaiser, L., &amp; Polosukhin, I. (2017). Attention Is All You Need. In Advances in Neural Information Processing Systems (NeurIPS 2017), pp. 5998-6008. (Bài báo gốc đề xuất mạng Transformer và công thức toán học tính toán O(N^2) của cơ chế Self-Attention).</w:t>
+        <w:t>A. Vaswani et al., "Attention is all you need," in Adv. Neural Inf. Process. Syst. (NeurIPS), 2017, pp. 5998-6008.</w:t>
+      </w:r>
+    </w:p>
+    <w:p>
+      <w:pPr>
+        <w:pStyle w:val="ListBullet"/>
+        <w:spacing w:after="80" w:line="300" w:lineRule="auto"/>
+        <w:jc w:val="both"/>
+      </w:pPr>
+      <w:r>
+        <w:rPr>
+          <w:b/>
+        </w:rPr>
+        <w:t xml:space="preserve">[16] </w:t>
+      </w:r>
+      <w:r>
+        <w:t>I. Mani, Automatic Summarization. John Benjamins Publishing, 2001.</w:t>
+      </w:r>
+    </w:p>
+    <w:p>
+      <w:pPr>
+        <w:pStyle w:val="ListBullet"/>
+        <w:spacing w:after="80" w:line="300" w:lineRule="auto"/>
+        <w:jc w:val="both"/>
+      </w:pPr>
+      <w:r>
+        <w:rPr>
+          <w:b/>
+        </w:rPr>
+        <w:t xml:space="preserve">[17] </w:t>
+      </w:r>
+      <w:r>
+        <w:t>A. Nenkova and K. McKeown, "Automatic summarization," Found. Trends Inf. Retrieval, vol. 5, no. 2-3, pp. 103-233, 2011.</w:t>
+      </w:r>
+    </w:p>
+    <w:p>
+      <w:pPr>
+        <w:pStyle w:val="ListBullet"/>
+        <w:spacing w:after="80" w:line="300" w:lineRule="auto"/>
+        <w:jc w:val="both"/>
+      </w:pPr>
+      <w:r>
+        <w:rPr>
+          <w:b/>
+        </w:rPr>
+        <w:t xml:space="preserve">[18] </w:t>
+      </w:r>
+      <w:r>
+        <w:t>T. Nguyen, V. Hoang, Q. Nguyen, T. Nguyen, V. Le, and T. Nguyen, "VietNews: A large-scale dataset for Vietnamese text summarization," in Proc. Int. Conf. Asian Lang. Process. (IALP), 2019, pp. 248-253.</w:t>
+      </w:r>
+    </w:p>
+    <w:p>
+      <w:pPr>
+        <w:pStyle w:val="ListBullet"/>
+        <w:spacing w:after="80" w:line="300" w:lineRule="auto"/>
+        <w:jc w:val="both"/>
+      </w:pPr>
+      <w:r>
+        <w:rPr>
+          <w:b/>
+        </w:rPr>
+        <w:t xml:space="preserve">[19] </w:t>
+      </w:r>
+      <w:r>
+        <w:t>P. J. Rousseeuw, "Silhouettes: a graphical aid to the interpretation and validation of cluster analysis," J. Comput. Appl. Math., vol. 20, pp. 53-65, 1987.</w:t>
       </w:r>
     </w:p>
     <w:sectPr>
